--- a/files/Analysis.docx
+++ b/files/Analysis.docx
@@ -5,6 +5,7 @@
     <w:p>
       <w:pPr>
         <w:spacing w:after="0" w:line="240" w:lineRule="auto"/>
+        <w:ind w:right="812"/>
         <w:rPr>
           <w:rFonts w:ascii="Arial" w:eastAsia="Times New Roman" w:hAnsi="Arial" w:cs="Arial"/>
           <w:b/>
@@ -13,6 +14,7 @@
           <w:kern w:val="0"/>
           <w:sz w:val="40"/>
           <w:szCs w:val="40"/>
+          <w:u w:val="single"/>
           <w14:ligatures w14:val="none"/>
         </w:rPr>
       </w:pPr>
@@ -25,6 +27,7 @@
           <w:kern w:val="0"/>
           <w:sz w:val="40"/>
           <w:szCs w:val="40"/>
+          <w:u w:val="single"/>
           <w14:ligatures w14:val="none"/>
         </w:rPr>
         <w:t>Introduction and problem</w:t>
@@ -137,6 +140,29 @@
         <w:spacing w:after="0" w:line="240" w:lineRule="auto"/>
         <w:rPr>
           <w:rFonts w:ascii="Arial" w:eastAsia="Times New Roman" w:hAnsi="Arial" w:cs="Arial"/>
+          <w:color w:val="000000"/>
+          <w:kern w:val="0"/>
+          <w:sz w:val="22"/>
+          <w:szCs w:val="22"/>
+          <w14:ligatures w14:val="none"/>
+        </w:rPr>
+      </w:pPr>
+    </w:p>
+    <w:p>
+      <w:pPr>
+        <w:spacing w:after="0" w:line="240" w:lineRule="auto"/>
+        <w:rPr>
+          <w:rFonts w:ascii="Arial" w:eastAsia="Times New Roman" w:hAnsi="Arial" w:cs="Arial"/>
+          <w:color w:val="000000"/>
+          <w:kern w:val="0"/>
+          <w:sz w:val="22"/>
+          <w:szCs w:val="22"/>
+          <w14:ligatures w14:val="none"/>
+        </w:rPr>
+      </w:pPr>
+      <w:r>
+        <w:rPr>
+          <w:rFonts w:ascii="Arial" w:eastAsia="Times New Roman" w:hAnsi="Arial" w:cs="Arial"/>
           <w:b/>
           <w:bCs/>
           <w:color w:val="000000"/>
@@ -145,8 +171,49 @@
           <w:szCs w:val="22"/>
           <w14:ligatures w14:val="none"/>
         </w:rPr>
-      </w:pPr>
-      <w:r>
+        <w:t xml:space="preserve">Understanding the Problem: </w:t>
+      </w:r>
+    </w:p>
+    <w:p>
+      <w:pPr>
+        <w:spacing w:after="0" w:line="240" w:lineRule="auto"/>
+        <w:rPr>
+          <w:rFonts w:ascii="Arial" w:eastAsia="Times New Roman" w:hAnsi="Arial" w:cs="Arial"/>
+          <w:color w:val="000000"/>
+          <w:kern w:val="0"/>
+          <w:sz w:val="22"/>
+          <w:szCs w:val="22"/>
+          <w14:ligatures w14:val="none"/>
+        </w:rPr>
+      </w:pPr>
+      <w:r>
+        <w:rPr>
+          <w:rFonts w:ascii="Arial" w:eastAsia="Times New Roman" w:hAnsi="Arial" w:cs="Arial"/>
+          <w:color w:val="000000"/>
+          <w:kern w:val="0"/>
+          <w:sz w:val="22"/>
+          <w:szCs w:val="22"/>
+          <w14:ligatures w14:val="none"/>
+        </w:rPr>
+        <w:t>The main issues I saw are complexity, time and hardware requirements. Games like Destiny 2 and Borderlands 3 have too many weapons, abilities, maps and leveling systems. These systems may give experienced players a lot of content, but they can be hard for a new player to understand what they are supposed to do. The games can also require a large amount of time before the player has unlocked enough equipment and abilities to experience the full game. My project focuses on reducing this complexity by limiting the number of weapons, upgrades and enemy types while keeping meaningful choices.</w:t>
+      </w:r>
+    </w:p>
+    <w:p>
+      <w:pPr>
+        <w:spacing w:after="0" w:line="240" w:lineRule="auto"/>
+        <w:rPr>
+          <w:rFonts w:ascii="Arial" w:eastAsia="Times New Roman" w:hAnsi="Arial" w:cs="Arial"/>
+          <w:color w:val="000000"/>
+          <w:kern w:val="0"/>
+          <w:sz w:val="22"/>
+          <w:szCs w:val="22"/>
+          <w14:ligatures w14:val="none"/>
+        </w:rPr>
+      </w:pPr>
+    </w:p>
+    <w:p>
+      <w:pPr>
+        <w:spacing w:after="0" w:line="240" w:lineRule="auto"/>
         <w:rPr>
           <w:rFonts w:ascii="Arial" w:eastAsia="Times New Roman" w:hAnsi="Arial" w:cs="Arial"/>
           <w:b/>
@@ -157,8 +224,7 @@
           <w:szCs w:val="22"/>
           <w14:ligatures w14:val="none"/>
         </w:rPr>
-        <w:t>Why This Problem Matters</w:t>
-      </w:r>
+      </w:pPr>
       <w:r>
         <w:rPr>
           <w:rFonts w:ascii="Arial" w:eastAsia="Times New Roman" w:hAnsi="Arial" w:cs="Arial"/>
@@ -170,49 +236,9 @@
           <w:szCs w:val="22"/>
           <w14:ligatures w14:val="none"/>
         </w:rPr>
-        <w:t>:</w:t>
-      </w:r>
-    </w:p>
-    <w:p>
-      <w:pPr>
-        <w:spacing w:after="0" w:line="240" w:lineRule="auto"/>
-        <w:rPr>
-          <w:rFonts w:ascii="Arial" w:eastAsia="Times New Roman" w:hAnsi="Arial" w:cs="Arial"/>
-          <w:color w:val="000000"/>
-          <w:kern w:val="0"/>
-          <w:sz w:val="22"/>
-          <w:szCs w:val="22"/>
-          <w14:ligatures w14:val="none"/>
-        </w:rPr>
-      </w:pPr>
-      <w:r>
-        <w:rPr>
-          <w:rFonts w:ascii="Arial" w:eastAsia="Times New Roman" w:hAnsi="Arial" w:cs="Arial"/>
-          <w:color w:val="000000"/>
-          <w:kern w:val="0"/>
-          <w:sz w:val="22"/>
-          <w:szCs w:val="22"/>
-          <w14:ligatures w14:val="none"/>
-        </w:rPr>
-        <w:t>These are not just my opinions. I have noticed them from my experience with my friends while playing together. The problem I am solving is how to create the core FPS RPG loop of shooting, earning XP, choosing upgrades, and fighting bosses in a way that is immediately fun, easy to understand and runs on modest hardware.</w:t>
-      </w:r>
-    </w:p>
-    <w:p>
-      <w:pPr>
-        <w:spacing w:after="0" w:line="240" w:lineRule="auto"/>
-        <w:rPr>
-          <w:rFonts w:ascii="Arial" w:eastAsia="Times New Roman" w:hAnsi="Arial" w:cs="Arial"/>
-          <w:color w:val="000000"/>
-          <w:kern w:val="0"/>
-          <w:sz w:val="22"/>
-          <w:szCs w:val="22"/>
-          <w14:ligatures w14:val="none"/>
-        </w:rPr>
-      </w:pPr>
-    </w:p>
-    <w:p>
-      <w:pPr>
-        <w:spacing w:after="0" w:line="240" w:lineRule="auto"/>
+        <w:t>Why This Problem Matters</w:t>
+      </w:r>
+      <w:r>
         <w:rPr>
           <w:rFonts w:ascii="Arial" w:eastAsia="Times New Roman" w:hAnsi="Arial" w:cs="Arial"/>
           <w:b/>
@@ -223,8 +249,49 @@
           <w:szCs w:val="22"/>
           <w14:ligatures w14:val="none"/>
         </w:rPr>
-      </w:pPr>
-      <w:r>
+        <w:t>:</w:t>
+      </w:r>
+    </w:p>
+    <w:p>
+      <w:pPr>
+        <w:spacing w:after="0" w:line="240" w:lineRule="auto"/>
+        <w:rPr>
+          <w:rFonts w:ascii="Arial" w:eastAsia="Times New Roman" w:hAnsi="Arial" w:cs="Arial"/>
+          <w:color w:val="000000"/>
+          <w:kern w:val="0"/>
+          <w:sz w:val="22"/>
+          <w:szCs w:val="22"/>
+          <w14:ligatures w14:val="none"/>
+        </w:rPr>
+      </w:pPr>
+      <w:r>
+        <w:rPr>
+          <w:rFonts w:ascii="Arial" w:eastAsia="Times New Roman" w:hAnsi="Arial" w:cs="Arial"/>
+          <w:color w:val="000000"/>
+          <w:kern w:val="0"/>
+          <w:sz w:val="22"/>
+          <w:szCs w:val="22"/>
+          <w14:ligatures w14:val="none"/>
+        </w:rPr>
+        <w:t>These are not just my opinions. I have noticed them from my experience with my friends while playing together. The problem I am solving is how to create the core FPS RPG loop of shooting, earning XP, choosing upgrades, and fighting bosses in a way that is immediately fun, easy to understand and runs on modest hardware.</w:t>
+      </w:r>
+    </w:p>
+    <w:p>
+      <w:pPr>
+        <w:spacing w:after="0" w:line="240" w:lineRule="auto"/>
+        <w:rPr>
+          <w:rFonts w:ascii="Arial" w:eastAsia="Times New Roman" w:hAnsi="Arial" w:cs="Arial"/>
+          <w:color w:val="000000"/>
+          <w:kern w:val="0"/>
+          <w:sz w:val="22"/>
+          <w:szCs w:val="22"/>
+          <w14:ligatures w14:val="none"/>
+        </w:rPr>
+      </w:pPr>
+    </w:p>
+    <w:p>
+      <w:pPr>
+        <w:spacing w:after="0" w:line="240" w:lineRule="auto"/>
         <w:rPr>
           <w:rFonts w:ascii="Arial" w:eastAsia="Times New Roman" w:hAnsi="Arial" w:cs="Arial"/>
           <w:b/>
@@ -235,8 +302,7 @@
           <w:szCs w:val="22"/>
           <w14:ligatures w14:val="none"/>
         </w:rPr>
-        <w:t>How My Game Solves It</w:t>
-      </w:r>
+      </w:pPr>
       <w:r>
         <w:rPr>
           <w:rFonts w:ascii="Arial" w:eastAsia="Times New Roman" w:hAnsi="Arial" w:cs="Arial"/>
@@ -248,78 +314,92 @@
           <w:szCs w:val="22"/>
           <w14:ligatures w14:val="none"/>
         </w:rPr>
-        <w:t>:</w:t>
-      </w:r>
-    </w:p>
-    <w:p>
-      <w:pPr>
-        <w:spacing w:after="0" w:line="240" w:lineRule="auto"/>
-        <w:rPr>
-          <w:rFonts w:ascii="Arial" w:eastAsia="Times New Roman" w:hAnsi="Arial" w:cs="Arial"/>
-          <w:color w:val="000000"/>
-          <w:kern w:val="0"/>
-          <w:sz w:val="22"/>
-          <w:szCs w:val="22"/>
-          <w14:ligatures w14:val="none"/>
-        </w:rPr>
-      </w:pPr>
-      <w:r>
-        <w:rPr>
-          <w:rFonts w:ascii="Arial" w:eastAsia="Times New Roman" w:hAnsi="Arial" w:cs="Arial"/>
-          <w:color w:val="000000"/>
-          <w:kern w:val="0"/>
-          <w:sz w:val="22"/>
-          <w:szCs w:val="22"/>
-          <w14:ligatures w14:val="none"/>
-        </w:rPr>
-        <w:t xml:space="preserve">A </w:t>
-      </w:r>
-      <w:proofErr w:type="gramStart"/>
-      <w:r>
-        <w:rPr>
-          <w:rFonts w:ascii="Arial" w:eastAsia="Times New Roman" w:hAnsi="Arial" w:cs="Arial"/>
-          <w:color w:val="000000"/>
-          <w:kern w:val="0"/>
-          <w:sz w:val="22"/>
-          <w:szCs w:val="22"/>
-          <w14:ligatures w14:val="none"/>
-        </w:rPr>
-        <w:t>wave based</w:t>
-      </w:r>
-      <w:proofErr w:type="gramEnd"/>
-      <w:r>
-        <w:rPr>
-          <w:rFonts w:ascii="Arial" w:eastAsia="Times New Roman" w:hAnsi="Arial" w:cs="Arial"/>
-          <w:color w:val="000000"/>
-          <w:kern w:val="0"/>
-          <w:sz w:val="22"/>
-          <w:szCs w:val="22"/>
-          <w14:ligatures w14:val="none"/>
-        </w:rPr>
-        <w:t xml:space="preserve"> arena shooter can solve these problems because the loop is immediate. The player spawns, fights, upgrades, and repeats. Complexity is introduced gradually through upgrade choices instead of straight forward menus and a single 3D arena is far less demanding than open world games like Destiny and Borderlands.</w:t>
-      </w:r>
-    </w:p>
-    <w:p>
-      <w:pPr>
-        <w:spacing w:after="0" w:line="240" w:lineRule="auto"/>
-        <w:rPr>
-          <w:rFonts w:ascii="Times New Roman" w:eastAsia="Times New Roman" w:hAnsi="Times New Roman" w:cs="Times New Roman"/>
-          <w:kern w:val="0"/>
-          <w14:ligatures w14:val="none"/>
-        </w:rPr>
-      </w:pPr>
-    </w:p>
-    <w:p>
-      <w:pPr>
-        <w:spacing w:after="0" w:line="240" w:lineRule="auto"/>
-        <w:ind w:left="720" w:hanging="720"/>
+        <w:t>How My Game Solves It</w:t>
+      </w:r>
+      <w:r>
         <w:rPr>
           <w:rFonts w:ascii="Arial" w:eastAsia="Times New Roman" w:hAnsi="Arial" w:cs="Arial"/>
           <w:b/>
           <w:bCs/>
+          <w:color w:val="000000"/>
+          <w:kern w:val="0"/>
+          <w:sz w:val="22"/>
+          <w:szCs w:val="22"/>
+          <w14:ligatures w14:val="none"/>
+        </w:rPr>
+        <w:t>:</w:t>
+      </w:r>
+    </w:p>
+    <w:p>
+      <w:pPr>
+        <w:spacing w:after="0" w:line="240" w:lineRule="auto"/>
+        <w:rPr>
+          <w:rFonts w:ascii="Arial" w:eastAsia="Times New Roman" w:hAnsi="Arial" w:cs="Arial"/>
+          <w:color w:val="000000"/>
+          <w:kern w:val="0"/>
+          <w:sz w:val="22"/>
+          <w:szCs w:val="22"/>
+          <w14:ligatures w14:val="none"/>
+        </w:rPr>
+      </w:pPr>
+      <w:r>
+        <w:rPr>
+          <w:rFonts w:ascii="Arial" w:eastAsia="Times New Roman" w:hAnsi="Arial" w:cs="Arial"/>
+          <w:color w:val="000000"/>
+          <w:kern w:val="0"/>
+          <w:sz w:val="22"/>
+          <w:szCs w:val="22"/>
+          <w14:ligatures w14:val="none"/>
+        </w:rPr>
+        <w:t xml:space="preserve">A </w:t>
+      </w:r>
+      <w:proofErr w:type="gramStart"/>
+      <w:r>
+        <w:rPr>
+          <w:rFonts w:ascii="Arial" w:eastAsia="Times New Roman" w:hAnsi="Arial" w:cs="Arial"/>
+          <w:color w:val="000000"/>
+          <w:kern w:val="0"/>
+          <w:sz w:val="22"/>
+          <w:szCs w:val="22"/>
+          <w14:ligatures w14:val="none"/>
+        </w:rPr>
+        <w:t>wave based</w:t>
+      </w:r>
+      <w:proofErr w:type="gramEnd"/>
+      <w:r>
+        <w:rPr>
+          <w:rFonts w:ascii="Arial" w:eastAsia="Times New Roman" w:hAnsi="Arial" w:cs="Arial"/>
+          <w:color w:val="000000"/>
+          <w:kern w:val="0"/>
+          <w:sz w:val="22"/>
+          <w:szCs w:val="22"/>
+          <w14:ligatures w14:val="none"/>
+        </w:rPr>
+        <w:t xml:space="preserve"> arena shooter can solve these problems because the loop is immediate. The player spawns, fights, upgrades, and repeats. Complexity is introduced gradually through upgrade choices instead of straight forward menus and a single 3D arena is far less demanding than open world games like Destiny and Borderlands.</w:t>
+      </w:r>
+    </w:p>
+    <w:p>
+      <w:pPr>
+        <w:spacing w:after="0" w:line="240" w:lineRule="auto"/>
+        <w:rPr>
+          <w:rFonts w:ascii="Times New Roman" w:eastAsia="Times New Roman" w:hAnsi="Times New Roman" w:cs="Times New Roman"/>
+          <w:kern w:val="0"/>
+          <w14:ligatures w14:val="none"/>
+        </w:rPr>
+      </w:pPr>
+    </w:p>
+    <w:p>
+      <w:pPr>
+        <w:spacing w:after="0" w:line="240" w:lineRule="auto"/>
+        <w:ind w:left="720" w:hanging="720"/>
+        <w:rPr>
+          <w:rFonts w:ascii="Arial" w:eastAsia="Times New Roman" w:hAnsi="Arial" w:cs="Arial"/>
+          <w:b/>
+          <w:bCs/>
           <w:kern w:val="0"/>
           <w:sz w:val="40"/>
           <w:szCs w:val="40"/>
+          <w:u w:val="single"/>
           <w14:ligatures w14:val="none"/>
         </w:rPr>
       </w:pPr>
@@ -331,6 +411,7 @@
           <w:kern w:val="0"/>
           <w:sz w:val="40"/>
           <w:szCs w:val="40"/>
+          <w:u w:val="single"/>
           <w14:ligatures w14:val="none"/>
         </w:rPr>
         <w:t>End users</w:t>
@@ -673,6 +754,7 @@
           <w:kern w:val="0"/>
           <w:sz w:val="40"/>
           <w:szCs w:val="40"/>
+          <w:u w:val="single"/>
           <w14:ligatures w14:val="none"/>
         </w:rPr>
       </w:pPr>
@@ -684,237 +766,746 @@
           <w:kern w:val="0"/>
           <w:sz w:val="40"/>
           <w:szCs w:val="40"/>
-          <w14:ligatures w14:val="none"/>
-        </w:rPr>
+          <w:u w:val="single"/>
+          <w14:ligatures w14:val="none"/>
+        </w:rPr>
+        <w:lastRenderedPageBreak/>
         <w:t>Research on Similar Games</w:t>
       </w:r>
     </w:p>
     <w:p>
       <w:pPr>
         <w:spacing w:after="0" w:line="240" w:lineRule="auto"/>
-        <w:rPr>
-          <w:rFonts w:ascii="Times New Roman" w:eastAsia="Times New Roman" w:hAnsi="Times New Roman" w:cs="Times New Roman"/>
-          <w:kern w:val="0"/>
-          <w14:ligatures w14:val="none"/>
-        </w:rPr>
-      </w:pPr>
-      <w:r>
-        <w:rPr>
-          <w:rFonts w:ascii="Arial" w:eastAsia="Times New Roman" w:hAnsi="Arial" w:cs="Arial"/>
-          <w:color w:val="000000"/>
-          <w:kern w:val="0"/>
-          <w:sz w:val="22"/>
-          <w:szCs w:val="22"/>
-          <w14:ligatures w14:val="none"/>
-        </w:rPr>
-        <w:t xml:space="preserve">To understand what to copy and what to avoid, I did research on three similar games. The first was Destiny 2. Its strengths are having realistic gun feel, satisfying </w:t>
-      </w:r>
-      <w:proofErr w:type="gramStart"/>
-      <w:r>
-        <w:rPr>
-          <w:rFonts w:ascii="Arial" w:eastAsia="Times New Roman" w:hAnsi="Arial" w:cs="Arial"/>
-          <w:color w:val="000000"/>
-          <w:kern w:val="0"/>
-          <w:sz w:val="22"/>
-          <w:szCs w:val="22"/>
-          <w14:ligatures w14:val="none"/>
-        </w:rPr>
-        <w:t>loot  and</w:t>
-      </w:r>
-      <w:proofErr w:type="gramEnd"/>
-      <w:r>
-        <w:rPr>
-          <w:rFonts w:ascii="Arial" w:eastAsia="Times New Roman" w:hAnsi="Arial" w:cs="Arial"/>
-          <w:color w:val="000000"/>
-          <w:kern w:val="0"/>
-          <w:sz w:val="22"/>
-          <w:szCs w:val="22"/>
-          <w14:ligatures w14:val="none"/>
-        </w:rPr>
-        <w:t xml:space="preserve"> a strong endgame, but it could be overwhelming for new players and needs a </w:t>
-      </w:r>
-      <w:proofErr w:type="gramStart"/>
-      <w:r>
-        <w:rPr>
-          <w:rFonts w:ascii="Arial" w:eastAsia="Times New Roman" w:hAnsi="Arial" w:cs="Arial"/>
-          <w:color w:val="000000"/>
-          <w:kern w:val="0"/>
-          <w:sz w:val="22"/>
-          <w:szCs w:val="22"/>
-          <w14:ligatures w14:val="none"/>
-        </w:rPr>
-        <w:t>high end</w:t>
-      </w:r>
-      <w:proofErr w:type="gramEnd"/>
-      <w:r>
-        <w:rPr>
-          <w:rFonts w:ascii="Arial" w:eastAsia="Times New Roman" w:hAnsi="Arial" w:cs="Arial"/>
-          <w:color w:val="000000"/>
-          <w:kern w:val="0"/>
-          <w:sz w:val="22"/>
-          <w:szCs w:val="22"/>
-          <w14:ligatures w14:val="none"/>
-        </w:rPr>
-        <w:t xml:space="preserve"> PC and takes a long time for the fun to actually begin. From Destiny 2 I will try to take the gun feel and loop system, but I will avoid its complex upgrade systems. The second game was Borderlands 3. Its strengths are clear visual feedback and its broad range of weapon types, but the menu is complicated and has performance issues on lower end PCs. From Borderlands 3 I will take the idea from their weapon types, which is why my game will have a rifle, a shotgun, and a pistol that each feel different, but I will avoid hundreds of weapon variants that confuse new players. The third game </w:t>
-      </w:r>
-      <w:r>
-        <w:rPr>
-          <w:rFonts w:ascii="Arial" w:eastAsia="Times New Roman" w:hAnsi="Arial" w:cs="Arial"/>
-          <w:color w:val="000000"/>
-          <w:kern w:val="0"/>
-          <w:sz w:val="22"/>
-          <w:szCs w:val="22"/>
-          <w14:ligatures w14:val="none"/>
-        </w:rPr>
-        <w:lastRenderedPageBreak/>
-        <w:t xml:space="preserve">was Doom Eternal. Its strengths </w:t>
-      </w:r>
-      <w:proofErr w:type="gramStart"/>
-      <w:r>
-        <w:rPr>
-          <w:rFonts w:ascii="Arial" w:eastAsia="Times New Roman" w:hAnsi="Arial" w:cs="Arial"/>
-          <w:color w:val="000000"/>
-          <w:kern w:val="0"/>
-          <w:sz w:val="22"/>
-          <w:szCs w:val="22"/>
-          <w14:ligatures w14:val="none"/>
-        </w:rPr>
-        <w:t>is</w:t>
-      </w:r>
-      <w:proofErr w:type="gramEnd"/>
-      <w:r>
-        <w:rPr>
-          <w:rFonts w:ascii="Arial" w:eastAsia="Times New Roman" w:hAnsi="Arial" w:cs="Arial"/>
-          <w:color w:val="000000"/>
-          <w:kern w:val="0"/>
-          <w:sz w:val="22"/>
-          <w:szCs w:val="22"/>
-          <w14:ligatures w14:val="none"/>
-        </w:rPr>
-        <w:t xml:space="preserve"> that it gets to the fun immediately, a fast combat loop, clear enemy roles, and short tutorial, but it requires really high skills and is not really </w:t>
-      </w:r>
-      <w:proofErr w:type="gramStart"/>
-      <w:r>
-        <w:rPr>
-          <w:rFonts w:ascii="Arial" w:eastAsia="Times New Roman" w:hAnsi="Arial" w:cs="Arial"/>
-          <w:color w:val="000000"/>
-          <w:kern w:val="0"/>
-          <w:sz w:val="22"/>
-          <w:szCs w:val="22"/>
-          <w14:ligatures w14:val="none"/>
-        </w:rPr>
-        <w:t>a</w:t>
-      </w:r>
-      <w:proofErr w:type="gramEnd"/>
-      <w:r>
-        <w:rPr>
-          <w:rFonts w:ascii="Arial" w:eastAsia="Times New Roman" w:hAnsi="Arial" w:cs="Arial"/>
-          <w:color w:val="000000"/>
-          <w:kern w:val="0"/>
-          <w:sz w:val="22"/>
-          <w:szCs w:val="22"/>
-          <w14:ligatures w14:val="none"/>
-        </w:rPr>
-        <w:t xml:space="preserve"> RPG. From Doom Eternal I will try to take immediate combat and enemy wave systems with clear roles such as rusher, </w:t>
-      </w:r>
-      <w:proofErr w:type="spellStart"/>
-      <w:r>
-        <w:rPr>
-          <w:rFonts w:ascii="Arial" w:eastAsia="Times New Roman" w:hAnsi="Arial" w:cs="Arial"/>
-          <w:color w:val="000000"/>
-          <w:kern w:val="0"/>
-          <w:sz w:val="22"/>
-          <w:szCs w:val="22"/>
-          <w14:ligatures w14:val="none"/>
-        </w:rPr>
-        <w:t>debuffer</w:t>
-      </w:r>
-      <w:proofErr w:type="spellEnd"/>
-      <w:r>
-        <w:rPr>
-          <w:rFonts w:ascii="Arial" w:eastAsia="Times New Roman" w:hAnsi="Arial" w:cs="Arial"/>
-          <w:color w:val="000000"/>
-          <w:kern w:val="0"/>
-          <w:sz w:val="22"/>
-          <w:szCs w:val="22"/>
-          <w14:ligatures w14:val="none"/>
-        </w:rPr>
-        <w:t xml:space="preserve">, and ranged, but I will avoid making the difficulty too hard. I will create a comparison table showing that Destiny 2 and Borderlands 3 gameplay is too complex and take hours to become fun, while Doom Eternal has low simple gameplay and rules and becomes fun in minutes but is not an RPG. My game aims to combine the fun of Doom Eternal with the RPG progression of Destiny 2 and Borderlands </w:t>
-      </w:r>
-      <w:proofErr w:type="gramStart"/>
-      <w:r>
-        <w:rPr>
-          <w:rFonts w:ascii="Arial" w:eastAsia="Times New Roman" w:hAnsi="Arial" w:cs="Arial"/>
-          <w:color w:val="000000"/>
-          <w:kern w:val="0"/>
-          <w:sz w:val="22"/>
-          <w:szCs w:val="22"/>
-          <w14:ligatures w14:val="none"/>
-        </w:rPr>
-        <w:t>3,</w:t>
-      </w:r>
-      <w:proofErr w:type="gramEnd"/>
-      <w:r>
-        <w:rPr>
-          <w:rFonts w:ascii="Arial" w:eastAsia="Times New Roman" w:hAnsi="Arial" w:cs="Arial"/>
-          <w:color w:val="000000"/>
-          <w:kern w:val="0"/>
-          <w:sz w:val="22"/>
-          <w:szCs w:val="22"/>
-          <w14:ligatures w14:val="none"/>
-        </w:rPr>
-        <w:t xml:space="preserve"> this will keep hardware demands low. This shows a gap in the market for a low complexity and low </w:t>
-      </w:r>
-      <w:proofErr w:type="spellStart"/>
-      <w:r>
-        <w:rPr>
-          <w:rFonts w:ascii="Arial" w:eastAsia="Times New Roman" w:hAnsi="Arial" w:cs="Arial"/>
-          <w:color w:val="000000"/>
-          <w:kern w:val="0"/>
-          <w:sz w:val="22"/>
-          <w:szCs w:val="22"/>
-          <w14:ligatures w14:val="none"/>
-        </w:rPr>
-        <w:t>specFPS</w:t>
-      </w:r>
-      <w:proofErr w:type="spellEnd"/>
-      <w:r>
-        <w:rPr>
-          <w:rFonts w:ascii="Arial" w:eastAsia="Times New Roman" w:hAnsi="Arial" w:cs="Arial"/>
-          <w:color w:val="000000"/>
-          <w:kern w:val="0"/>
-          <w:sz w:val="22"/>
-          <w:szCs w:val="22"/>
-          <w14:ligatures w14:val="none"/>
-        </w:rPr>
-        <w:t xml:space="preserve"> RPG.</w:t>
-      </w:r>
-    </w:p>
-    <w:p>
-      <w:pPr>
-        <w:spacing w:after="240" w:line="240" w:lineRule="auto"/>
-        <w:rPr>
-          <w:rFonts w:ascii="Times New Roman" w:eastAsia="Times New Roman" w:hAnsi="Times New Roman" w:cs="Times New Roman"/>
-          <w:kern w:val="0"/>
-          <w14:ligatures w14:val="none"/>
-        </w:rPr>
-      </w:pPr>
-    </w:p>
-    <w:p>
-      <w:pPr>
-        <w:spacing w:after="0" w:line="240" w:lineRule="auto"/>
-        <w:ind w:left="720" w:hanging="720"/>
         <w:rPr>
           <w:rFonts w:ascii="Arial" w:eastAsia="Times New Roman" w:hAnsi="Arial" w:cs="Arial"/>
           <w:b/>
           <w:bCs/>
+          <w:color w:val="000000"/>
+          <w:kern w:val="0"/>
+          <w:sz w:val="22"/>
+          <w:szCs w:val="22"/>
+          <w14:ligatures w14:val="none"/>
+        </w:rPr>
+      </w:pPr>
+      <w:r>
+        <w:rPr>
+          <w:rFonts w:ascii="Arial" w:eastAsia="Times New Roman" w:hAnsi="Arial" w:cs="Arial"/>
+          <w:b/>
+          <w:bCs/>
+          <w:color w:val="000000"/>
+          <w:kern w:val="0"/>
+          <w:sz w:val="22"/>
+          <w:szCs w:val="22"/>
+          <w14:ligatures w14:val="none"/>
+        </w:rPr>
+        <w:t>Destiny 2</w:t>
+      </w:r>
+    </w:p>
+    <w:p>
+      <w:pPr>
+        <w:spacing w:after="0" w:line="240" w:lineRule="auto"/>
+        <w:rPr>
+          <w:rFonts w:ascii="Arial" w:eastAsia="Times New Roman" w:hAnsi="Arial" w:cs="Arial"/>
+          <w:color w:val="000000"/>
+          <w:kern w:val="0"/>
+          <w:sz w:val="22"/>
+          <w:szCs w:val="22"/>
+          <w14:ligatures w14:val="none"/>
+        </w:rPr>
+      </w:pPr>
+      <w:r>
+        <w:rPr>
+          <w:rFonts w:ascii="Arial" w:eastAsia="Times New Roman" w:hAnsi="Arial" w:cs="Arial"/>
+          <w:color w:val="000000"/>
+          <w:kern w:val="0"/>
+          <w:sz w:val="22"/>
+          <w:szCs w:val="22"/>
+          <w14:ligatures w14:val="none"/>
+        </w:rPr>
+        <w:t>The first game I researched was Destiny 2.</w:t>
+      </w:r>
+      <w:r>
+        <w:rPr>
+          <w:rFonts w:ascii="Arial" w:eastAsia="Times New Roman" w:hAnsi="Arial" w:cs="Arial"/>
+          <w:color w:val="000000"/>
+          <w:kern w:val="0"/>
+          <w:sz w:val="22"/>
+          <w:szCs w:val="22"/>
+          <w14:ligatures w14:val="none"/>
+        </w:rPr>
+        <w:t xml:space="preserve"> It has</w:t>
+      </w:r>
+      <w:r>
+        <w:rPr>
+          <w:rFonts w:ascii="Arial" w:eastAsia="Times New Roman" w:hAnsi="Arial" w:cs="Arial"/>
+          <w:color w:val="000000"/>
+          <w:kern w:val="0"/>
+          <w:sz w:val="22"/>
+          <w:szCs w:val="22"/>
+          <w14:ligatures w14:val="none"/>
+        </w:rPr>
+        <w:t xml:space="preserve"> realistic gun feel</w:t>
+      </w:r>
+      <w:r>
+        <w:rPr>
+          <w:rFonts w:ascii="Arial" w:eastAsia="Times New Roman" w:hAnsi="Arial" w:cs="Arial"/>
+          <w:color w:val="000000"/>
+          <w:kern w:val="0"/>
+          <w:sz w:val="22"/>
+          <w:szCs w:val="22"/>
+          <w14:ligatures w14:val="none"/>
+        </w:rPr>
+        <w:t xml:space="preserve"> different</w:t>
+      </w:r>
+      <w:r>
+        <w:rPr>
+          <w:rFonts w:ascii="Arial" w:eastAsia="Times New Roman" w:hAnsi="Arial" w:cs="Arial"/>
+          <w:color w:val="000000"/>
+          <w:kern w:val="0"/>
+          <w:sz w:val="22"/>
+          <w:szCs w:val="22"/>
+          <w14:ligatures w14:val="none"/>
+        </w:rPr>
+        <w:t xml:space="preserve"> loot and a strong endgame. However, it can be </w:t>
+      </w:r>
+      <w:r>
+        <w:rPr>
+          <w:rFonts w:ascii="Arial" w:eastAsia="Times New Roman" w:hAnsi="Arial" w:cs="Arial"/>
+          <w:color w:val="000000"/>
+          <w:kern w:val="0"/>
+          <w:sz w:val="22"/>
+          <w:szCs w:val="22"/>
+          <w14:ligatures w14:val="none"/>
+        </w:rPr>
+        <w:t>confusing</w:t>
+      </w:r>
+      <w:r>
+        <w:rPr>
+          <w:rFonts w:ascii="Arial" w:eastAsia="Times New Roman" w:hAnsi="Arial" w:cs="Arial"/>
+          <w:color w:val="000000"/>
+          <w:kern w:val="0"/>
+          <w:sz w:val="22"/>
+          <w:szCs w:val="22"/>
+          <w14:ligatures w14:val="none"/>
+        </w:rPr>
+        <w:t xml:space="preserve"> for new players because of the number of </w:t>
+      </w:r>
+      <w:r>
+        <w:rPr>
+          <w:rFonts w:ascii="Arial" w:eastAsia="Times New Roman" w:hAnsi="Arial" w:cs="Arial"/>
+          <w:color w:val="000000"/>
+          <w:kern w:val="0"/>
+          <w:sz w:val="22"/>
+          <w:szCs w:val="22"/>
+          <w14:ligatures w14:val="none"/>
+        </w:rPr>
+        <w:t>too much information at once</w:t>
+      </w:r>
+      <w:r>
+        <w:rPr>
+          <w:rFonts w:ascii="Arial" w:eastAsia="Times New Roman" w:hAnsi="Arial" w:cs="Arial"/>
+          <w:color w:val="000000"/>
+          <w:kern w:val="0"/>
+          <w:sz w:val="22"/>
+          <w:szCs w:val="22"/>
+          <w14:ligatures w14:val="none"/>
+        </w:rPr>
+        <w:t xml:space="preserve">. It also requires </w:t>
+      </w:r>
+      <w:r>
+        <w:rPr>
+          <w:rFonts w:ascii="Arial" w:eastAsia="Times New Roman" w:hAnsi="Arial" w:cs="Arial"/>
+          <w:color w:val="000000"/>
+          <w:kern w:val="0"/>
+          <w:sz w:val="22"/>
+          <w:szCs w:val="22"/>
+          <w14:ligatures w14:val="none"/>
+        </w:rPr>
+        <w:t xml:space="preserve">a powerful </w:t>
+      </w:r>
+      <w:r>
+        <w:rPr>
+          <w:rFonts w:ascii="Arial" w:eastAsia="Times New Roman" w:hAnsi="Arial" w:cs="Arial"/>
+          <w:color w:val="000000"/>
+          <w:kern w:val="0"/>
+          <w:sz w:val="22"/>
+          <w:szCs w:val="22"/>
+          <w14:ligatures w14:val="none"/>
+        </w:rPr>
+        <w:t>PC,</w:t>
+      </w:r>
+      <w:r>
+        <w:rPr>
+          <w:rFonts w:ascii="Arial" w:eastAsia="Times New Roman" w:hAnsi="Arial" w:cs="Arial"/>
+          <w:color w:val="000000"/>
+          <w:kern w:val="0"/>
+          <w:sz w:val="22"/>
+          <w:szCs w:val="22"/>
+          <w14:ligatures w14:val="none"/>
+        </w:rPr>
+        <w:t xml:space="preserve"> </w:t>
+      </w:r>
+      <w:r>
+        <w:rPr>
+          <w:rFonts w:ascii="Arial" w:eastAsia="Times New Roman" w:hAnsi="Arial" w:cs="Arial"/>
+          <w:color w:val="000000"/>
+          <w:kern w:val="0"/>
+          <w:sz w:val="22"/>
+          <w:szCs w:val="22"/>
+          <w14:ligatures w14:val="none"/>
+        </w:rPr>
+        <w:t xml:space="preserve">and it will take a lot of time on grinding. </w:t>
+      </w:r>
+    </w:p>
+    <w:p>
+      <w:pPr>
+        <w:spacing w:after="0" w:line="240" w:lineRule="auto"/>
+        <w:rPr>
+          <w:rFonts w:ascii="Arial" w:eastAsia="Times New Roman" w:hAnsi="Arial" w:cs="Arial"/>
+          <w:color w:val="000000"/>
+          <w:kern w:val="0"/>
+          <w:sz w:val="22"/>
+          <w:szCs w:val="22"/>
+          <w14:ligatures w14:val="none"/>
+        </w:rPr>
+      </w:pPr>
+    </w:p>
+    <w:p>
+      <w:pPr>
+        <w:spacing w:after="0" w:line="240" w:lineRule="auto"/>
+        <w:rPr>
+          <w:rFonts w:ascii="Arial" w:eastAsia="Times New Roman" w:hAnsi="Arial" w:cs="Arial"/>
+          <w:color w:val="000000"/>
+          <w:kern w:val="0"/>
+          <w:sz w:val="22"/>
+          <w:szCs w:val="22"/>
+          <w14:ligatures w14:val="none"/>
+        </w:rPr>
+      </w:pPr>
+      <w:r>
+        <w:rPr>
+          <w:rFonts w:ascii="Arial" w:eastAsia="Times New Roman" w:hAnsi="Arial" w:cs="Arial"/>
+          <w:color w:val="000000"/>
+          <w:kern w:val="0"/>
+          <w:sz w:val="22"/>
+          <w:szCs w:val="22"/>
+          <w14:ligatures w14:val="none"/>
+        </w:rPr>
+        <w:t xml:space="preserve">From Destiny 2, I will try to take the gun feel and gameplay loop. However, </w:t>
+      </w:r>
+      <w:r>
+        <w:rPr>
+          <w:rFonts w:ascii="Arial" w:eastAsia="Times New Roman" w:hAnsi="Arial" w:cs="Arial"/>
+          <w:color w:val="000000"/>
+          <w:kern w:val="0"/>
+          <w:sz w:val="22"/>
+          <w:szCs w:val="22"/>
+          <w14:ligatures w14:val="none"/>
+        </w:rPr>
+        <w:t xml:space="preserve">I will not make the game system too complicated avoiding confusion to new players. </w:t>
+      </w:r>
+    </w:p>
+    <w:p>
+      <w:pPr>
+        <w:spacing w:after="0" w:line="240" w:lineRule="auto"/>
+        <w:rPr>
+          <w:rFonts w:ascii="Arial" w:eastAsia="Times New Roman" w:hAnsi="Arial" w:cs="Arial"/>
+          <w:color w:val="000000"/>
+          <w:kern w:val="0"/>
+          <w:sz w:val="22"/>
+          <w:szCs w:val="22"/>
+          <w14:ligatures w14:val="none"/>
+        </w:rPr>
+      </w:pPr>
+    </w:p>
+    <w:p>
+      <w:pPr>
+        <w:spacing w:after="0" w:line="240" w:lineRule="auto"/>
+        <w:rPr>
+          <w:rFonts w:ascii="Arial" w:eastAsia="Times New Roman" w:hAnsi="Arial" w:cs="Arial"/>
+          <w:b/>
+          <w:bCs/>
+          <w:color w:val="000000"/>
+          <w:kern w:val="0"/>
+          <w:sz w:val="22"/>
+          <w:szCs w:val="22"/>
+          <w14:ligatures w14:val="none"/>
+        </w:rPr>
+      </w:pPr>
+      <w:r>
+        <w:rPr>
+          <w:rFonts w:ascii="Arial" w:eastAsia="Times New Roman" w:hAnsi="Arial" w:cs="Arial"/>
+          <w:b/>
+          <w:bCs/>
+          <w:color w:val="000000"/>
+          <w:kern w:val="0"/>
+          <w:sz w:val="22"/>
+          <w:szCs w:val="22"/>
+          <w14:ligatures w14:val="none"/>
+        </w:rPr>
+        <w:t>Borderlands 3</w:t>
+      </w:r>
+    </w:p>
+    <w:p>
+      <w:pPr>
+        <w:spacing w:after="0" w:line="240" w:lineRule="auto"/>
+        <w:rPr>
+          <w:rFonts w:ascii="Arial" w:eastAsia="Times New Roman" w:hAnsi="Arial" w:cs="Arial"/>
+          <w:color w:val="000000"/>
+          <w:kern w:val="0"/>
+          <w:sz w:val="22"/>
+          <w:szCs w:val="22"/>
+          <w14:ligatures w14:val="none"/>
+        </w:rPr>
+      </w:pPr>
+      <w:r>
+        <w:rPr>
+          <w:rFonts w:ascii="Arial" w:eastAsia="Times New Roman" w:hAnsi="Arial" w:cs="Arial"/>
+          <w:color w:val="000000"/>
+          <w:kern w:val="0"/>
+          <w:sz w:val="22"/>
+          <w:szCs w:val="22"/>
+          <w14:ligatures w14:val="none"/>
+        </w:rPr>
+        <w:t xml:space="preserve">The second game I researched was Borderlands 3. </w:t>
+      </w:r>
+      <w:r>
+        <w:rPr>
+          <w:rFonts w:ascii="Arial" w:eastAsia="Times New Roman" w:hAnsi="Arial" w:cs="Arial"/>
+          <w:color w:val="000000"/>
+          <w:kern w:val="0"/>
+          <w:sz w:val="22"/>
+          <w:szCs w:val="22"/>
+          <w14:ligatures w14:val="none"/>
+        </w:rPr>
+        <w:t xml:space="preserve">It has good graphics and a broad range of weapons really attracts players. However, this will need a powerful PC to run it, players will have to spend a lot of money just to play it. </w:t>
+      </w:r>
+    </w:p>
+    <w:p>
+      <w:pPr>
+        <w:spacing w:after="0" w:line="240" w:lineRule="auto"/>
+        <w:rPr>
+          <w:rFonts w:ascii="Arial" w:eastAsia="Times New Roman" w:hAnsi="Arial" w:cs="Arial"/>
+          <w:color w:val="000000"/>
+          <w:kern w:val="0"/>
+          <w:sz w:val="22"/>
+          <w:szCs w:val="22"/>
+          <w14:ligatures w14:val="none"/>
+        </w:rPr>
+      </w:pPr>
+    </w:p>
+    <w:p>
+      <w:pPr>
+        <w:spacing w:after="0" w:line="240" w:lineRule="auto"/>
+        <w:rPr>
+          <w:rFonts w:ascii="Arial" w:eastAsia="Times New Roman" w:hAnsi="Arial" w:cs="Arial"/>
+          <w:color w:val="000000"/>
+          <w:kern w:val="0"/>
+          <w:sz w:val="22"/>
+          <w:szCs w:val="22"/>
+          <w14:ligatures w14:val="none"/>
+        </w:rPr>
+      </w:pPr>
+      <w:r>
+        <w:rPr>
+          <w:rFonts w:ascii="Arial" w:eastAsia="Times New Roman" w:hAnsi="Arial" w:cs="Arial"/>
+          <w:color w:val="000000"/>
+          <w:kern w:val="0"/>
+          <w:sz w:val="22"/>
+          <w:szCs w:val="22"/>
+          <w14:ligatures w14:val="none"/>
+        </w:rPr>
+        <w:t>From Borderlands 3, I will take the idea of having different weapon types. This is why my game will have a rifle, shotgun and pistol, with each weapon feeling different and having a different purpose. However, I will avoid</w:t>
+      </w:r>
+      <w:r>
+        <w:rPr>
+          <w:rFonts w:ascii="Arial" w:eastAsia="Times New Roman" w:hAnsi="Arial" w:cs="Arial"/>
+          <w:color w:val="000000"/>
+          <w:kern w:val="0"/>
+          <w:sz w:val="22"/>
+          <w:szCs w:val="22"/>
+          <w14:ligatures w14:val="none"/>
+        </w:rPr>
+        <w:t xml:space="preserve"> with creating complicated animation and graphics to give everyone a chance to play. </w:t>
+      </w:r>
+    </w:p>
+    <w:p>
+      <w:pPr>
+        <w:spacing w:after="0" w:line="240" w:lineRule="auto"/>
+        <w:rPr>
+          <w:rFonts w:ascii="Arial" w:eastAsia="Times New Roman" w:hAnsi="Arial" w:cs="Arial"/>
+          <w:color w:val="000000"/>
+          <w:kern w:val="0"/>
+          <w:sz w:val="22"/>
+          <w:szCs w:val="22"/>
+          <w14:ligatures w14:val="none"/>
+        </w:rPr>
+      </w:pPr>
+    </w:p>
+    <w:p>
+      <w:pPr>
+        <w:spacing w:after="0" w:line="240" w:lineRule="auto"/>
+        <w:ind w:left="720" w:hanging="720"/>
+        <w:rPr>
+          <w:rFonts w:ascii="Arial" w:eastAsia="Times New Roman" w:hAnsi="Arial" w:cs="Arial"/>
+          <w:b/>
+          <w:bCs/>
+          <w:color w:val="000000"/>
+          <w:kern w:val="0"/>
+          <w:sz w:val="22"/>
+          <w:szCs w:val="22"/>
+          <w14:ligatures w14:val="none"/>
+        </w:rPr>
+      </w:pPr>
+      <w:r>
+        <w:rPr>
+          <w:rFonts w:ascii="Arial" w:eastAsia="Times New Roman" w:hAnsi="Arial" w:cs="Arial"/>
+          <w:b/>
+          <w:bCs/>
+          <w:color w:val="000000"/>
+          <w:kern w:val="0"/>
+          <w:sz w:val="22"/>
+          <w:szCs w:val="22"/>
+          <w14:ligatures w14:val="none"/>
+        </w:rPr>
+        <w:t>Doom Eternal</w:t>
+      </w:r>
+    </w:p>
+    <w:p>
+      <w:pPr>
+        <w:spacing w:after="0" w:line="240" w:lineRule="auto"/>
+        <w:rPr>
+          <w:rFonts w:ascii="Arial" w:eastAsia="Times New Roman" w:hAnsi="Arial" w:cs="Arial"/>
+          <w:color w:val="000000"/>
+          <w:kern w:val="0"/>
+          <w:sz w:val="22"/>
+          <w:szCs w:val="22"/>
+          <w14:ligatures w14:val="none"/>
+        </w:rPr>
+      </w:pPr>
+      <w:r>
+        <w:rPr>
+          <w:rFonts w:ascii="Arial" w:eastAsia="Times New Roman" w:hAnsi="Arial" w:cs="Arial"/>
+          <w:color w:val="000000"/>
+          <w:kern w:val="0"/>
+          <w:sz w:val="22"/>
+          <w:szCs w:val="22"/>
+          <w14:ligatures w14:val="none"/>
+        </w:rPr>
+        <w:t xml:space="preserve">The third game I researched was Doom Eternal. </w:t>
+      </w:r>
+      <w:r>
+        <w:rPr>
+          <w:rFonts w:ascii="Arial" w:eastAsia="Times New Roman" w:hAnsi="Arial" w:cs="Arial"/>
+          <w:color w:val="000000"/>
+          <w:kern w:val="0"/>
+          <w:sz w:val="22"/>
+          <w:szCs w:val="22"/>
+          <w14:ligatures w14:val="none"/>
+        </w:rPr>
+        <w:t>I</w:t>
+      </w:r>
+      <w:r>
+        <w:rPr>
+          <w:rFonts w:ascii="Arial" w:eastAsia="Times New Roman" w:hAnsi="Arial" w:cs="Arial"/>
+          <w:color w:val="000000"/>
+          <w:kern w:val="0"/>
+          <w:sz w:val="22"/>
+          <w:szCs w:val="22"/>
+          <w14:ligatures w14:val="none"/>
+        </w:rPr>
+        <w:t xml:space="preserve">t gets the player into the action immediately, has a fast combat loop, clear enemy roles and a short tutorial. However, </w:t>
+      </w:r>
+      <w:r>
+        <w:rPr>
+          <w:rFonts w:ascii="Arial" w:eastAsia="Times New Roman" w:hAnsi="Arial" w:cs="Arial"/>
+          <w:color w:val="000000"/>
+          <w:kern w:val="0"/>
+          <w:sz w:val="22"/>
+          <w:szCs w:val="22"/>
+          <w14:ligatures w14:val="none"/>
+        </w:rPr>
+        <w:t xml:space="preserve">it may be too much for a beginner causing player to quit immediately. </w:t>
+      </w:r>
+    </w:p>
+    <w:p>
+      <w:pPr>
+        <w:spacing w:after="0" w:line="240" w:lineRule="auto"/>
+        <w:rPr>
+          <w:rFonts w:ascii="Arial" w:eastAsia="Times New Roman" w:hAnsi="Arial" w:cs="Arial"/>
+          <w:color w:val="000000"/>
+          <w:kern w:val="0"/>
+          <w:sz w:val="22"/>
+          <w:szCs w:val="22"/>
+          <w14:ligatures w14:val="none"/>
+        </w:rPr>
+      </w:pPr>
+    </w:p>
+    <w:p>
+      <w:pPr>
+        <w:spacing w:after="0" w:line="240" w:lineRule="auto"/>
+        <w:rPr>
+          <w:rFonts w:ascii="Arial" w:eastAsia="Times New Roman" w:hAnsi="Arial" w:cs="Arial"/>
+          <w:color w:val="000000"/>
+          <w:kern w:val="0"/>
+          <w:sz w:val="22"/>
+          <w:szCs w:val="22"/>
+          <w14:ligatures w14:val="none"/>
+        </w:rPr>
+      </w:pPr>
+      <w:r>
+        <w:rPr>
+          <w:rFonts w:ascii="Arial" w:eastAsia="Times New Roman" w:hAnsi="Arial" w:cs="Arial"/>
+          <w:color w:val="000000"/>
+          <w:kern w:val="0"/>
+          <w:sz w:val="22"/>
+          <w:szCs w:val="22"/>
+          <w14:ligatures w14:val="none"/>
+        </w:rPr>
+        <w:t xml:space="preserve">From Doom Eternal, I will take the idea of immediate combat and enemy wave systems. I will also use clear enemy roles such as rusher, </w:t>
+      </w:r>
+      <w:proofErr w:type="spellStart"/>
+      <w:r>
+        <w:rPr>
+          <w:rFonts w:ascii="Arial" w:eastAsia="Times New Roman" w:hAnsi="Arial" w:cs="Arial"/>
+          <w:color w:val="000000"/>
+          <w:kern w:val="0"/>
+          <w:sz w:val="22"/>
+          <w:szCs w:val="22"/>
+          <w14:ligatures w14:val="none"/>
+        </w:rPr>
+        <w:t>debuffer</w:t>
+      </w:r>
+      <w:proofErr w:type="spellEnd"/>
+      <w:r>
+        <w:rPr>
+          <w:rFonts w:ascii="Arial" w:eastAsia="Times New Roman" w:hAnsi="Arial" w:cs="Arial"/>
+          <w:color w:val="000000"/>
+          <w:kern w:val="0"/>
+          <w:sz w:val="22"/>
+          <w:szCs w:val="22"/>
+          <w14:ligatures w14:val="none"/>
+        </w:rPr>
+        <w:t xml:space="preserve"> and ranged enemies.</w:t>
+      </w:r>
+    </w:p>
+    <w:p>
+      <w:pPr>
+        <w:spacing w:after="0" w:line="240" w:lineRule="auto"/>
+        <w:rPr>
+          <w:rFonts w:ascii="Arial" w:eastAsia="Times New Roman" w:hAnsi="Arial" w:cs="Arial"/>
+          <w:color w:val="000000"/>
+          <w:kern w:val="0"/>
+          <w:sz w:val="22"/>
+          <w:szCs w:val="22"/>
+          <w14:ligatures w14:val="none"/>
+        </w:rPr>
+      </w:pPr>
+    </w:p>
+    <w:p>
+      <w:pPr>
+        <w:spacing w:after="0" w:line="240" w:lineRule="auto"/>
+        <w:ind w:left="720" w:hanging="720"/>
+        <w:rPr>
+          <w:rFonts w:ascii="Arial" w:eastAsia="Times New Roman" w:hAnsi="Arial" w:cs="Arial"/>
+          <w:b/>
+          <w:bCs/>
+          <w:color w:val="000000"/>
+          <w:kern w:val="0"/>
+          <w:sz w:val="22"/>
+          <w:szCs w:val="22"/>
+          <w14:ligatures w14:val="none"/>
+        </w:rPr>
+      </w:pPr>
+      <w:r>
+        <w:rPr>
+          <w:rFonts w:ascii="Arial" w:eastAsia="Times New Roman" w:hAnsi="Arial" w:cs="Arial"/>
+          <w:b/>
+          <w:bCs/>
+          <w:color w:val="000000"/>
+          <w:kern w:val="0"/>
+          <w:sz w:val="22"/>
+          <w:szCs w:val="22"/>
+          <w14:ligatures w14:val="none"/>
+        </w:rPr>
+        <w:t>Comparison</w:t>
+      </w:r>
+    </w:p>
+    <w:p>
+      <w:pPr>
+        <w:spacing w:after="0" w:line="240" w:lineRule="auto"/>
+        <w:rPr>
+          <w:rFonts w:ascii="Arial" w:eastAsia="Times New Roman" w:hAnsi="Arial" w:cs="Arial"/>
+          <w:color w:val="000000"/>
+          <w:kern w:val="0"/>
+          <w:sz w:val="22"/>
+          <w:szCs w:val="22"/>
+          <w14:ligatures w14:val="none"/>
+        </w:rPr>
+      </w:pPr>
+      <w:r>
+        <w:rPr>
+          <w:rFonts w:ascii="Arial" w:eastAsia="Times New Roman" w:hAnsi="Arial" w:cs="Arial"/>
+          <w:color w:val="000000"/>
+          <w:kern w:val="0"/>
+          <w:sz w:val="22"/>
+          <w:szCs w:val="22"/>
+          <w14:ligatures w14:val="none"/>
+        </w:rPr>
+        <w:t xml:space="preserve">I will create a comparison table to show the differences between these </w:t>
+      </w:r>
+      <w:r>
+        <w:rPr>
+          <w:rFonts w:ascii="Arial" w:eastAsia="Times New Roman" w:hAnsi="Arial" w:cs="Arial"/>
+          <w:color w:val="000000"/>
+          <w:kern w:val="0"/>
+          <w:sz w:val="22"/>
+          <w:szCs w:val="22"/>
+          <w14:ligatures w14:val="none"/>
+        </w:rPr>
+        <w:t xml:space="preserve">games. </w:t>
+      </w:r>
+      <w:r>
+        <w:rPr>
+          <w:rFonts w:ascii="Arial" w:eastAsia="Times New Roman" w:hAnsi="Arial" w:cs="Arial"/>
+          <w:color w:val="000000"/>
+          <w:kern w:val="0"/>
+          <w:sz w:val="22"/>
+          <w:szCs w:val="22"/>
+          <w14:ligatures w14:val="none"/>
+        </w:rPr>
+        <w:t xml:space="preserve">My game </w:t>
+      </w:r>
+      <w:r>
+        <w:rPr>
+          <w:rFonts w:ascii="Arial" w:eastAsia="Times New Roman" w:hAnsi="Arial" w:cs="Arial"/>
+          <w:color w:val="000000"/>
+          <w:kern w:val="0"/>
+          <w:sz w:val="22"/>
+          <w:szCs w:val="22"/>
+          <w14:ligatures w14:val="none"/>
+        </w:rPr>
+        <w:t>will be a</w:t>
+      </w:r>
+      <w:r>
+        <w:rPr>
+          <w:rFonts w:ascii="Arial" w:eastAsia="Times New Roman" w:hAnsi="Arial" w:cs="Arial"/>
+          <w:color w:val="000000"/>
+          <w:kern w:val="0"/>
+          <w:sz w:val="22"/>
+          <w:szCs w:val="22"/>
+          <w14:ligatures w14:val="none"/>
+        </w:rPr>
+        <w:t xml:space="preserve"> combin</w:t>
+      </w:r>
+      <w:r>
+        <w:rPr>
+          <w:rFonts w:ascii="Arial" w:eastAsia="Times New Roman" w:hAnsi="Arial" w:cs="Arial"/>
+          <w:color w:val="000000"/>
+          <w:kern w:val="0"/>
+          <w:sz w:val="22"/>
+          <w:szCs w:val="22"/>
+          <w14:ligatures w14:val="none"/>
+        </w:rPr>
+        <w:t>ation of</w:t>
+      </w:r>
+      <w:r>
+        <w:rPr>
+          <w:rFonts w:ascii="Arial" w:eastAsia="Times New Roman" w:hAnsi="Arial" w:cs="Arial"/>
+          <w:color w:val="000000"/>
+          <w:kern w:val="0"/>
+          <w:sz w:val="22"/>
+          <w:szCs w:val="22"/>
+          <w14:ligatures w14:val="none"/>
+        </w:rPr>
+        <w:t xml:space="preserve"> the fast combat of Doom Eternal with the RPG </w:t>
+      </w:r>
+      <w:r>
+        <w:rPr>
+          <w:rFonts w:ascii="Arial" w:eastAsia="Times New Roman" w:hAnsi="Arial" w:cs="Arial"/>
+          <w:color w:val="000000"/>
+          <w:kern w:val="0"/>
+          <w:sz w:val="22"/>
+          <w:szCs w:val="22"/>
+          <w14:ligatures w14:val="none"/>
+        </w:rPr>
+        <w:t xml:space="preserve">style </w:t>
+      </w:r>
+      <w:r>
+        <w:rPr>
+          <w:rFonts w:ascii="Arial" w:eastAsia="Times New Roman" w:hAnsi="Arial" w:cs="Arial"/>
+          <w:color w:val="000000"/>
+          <w:kern w:val="0"/>
+          <w:sz w:val="22"/>
+          <w:szCs w:val="22"/>
+          <w14:ligatures w14:val="none"/>
+        </w:rPr>
+        <w:t>and weapon</w:t>
+      </w:r>
+      <w:r>
+        <w:rPr>
+          <w:rFonts w:ascii="Arial" w:eastAsia="Times New Roman" w:hAnsi="Arial" w:cs="Arial"/>
+          <w:color w:val="000000"/>
+          <w:kern w:val="0"/>
+          <w:sz w:val="22"/>
+          <w:szCs w:val="22"/>
+          <w14:ligatures w14:val="none"/>
+        </w:rPr>
+        <w:t xml:space="preserve">s </w:t>
+      </w:r>
+      <w:r>
+        <w:rPr>
+          <w:rFonts w:ascii="Arial" w:eastAsia="Times New Roman" w:hAnsi="Arial" w:cs="Arial"/>
+          <w:color w:val="000000"/>
+          <w:kern w:val="0"/>
+          <w:sz w:val="22"/>
+          <w:szCs w:val="22"/>
+          <w14:ligatures w14:val="none"/>
+        </w:rPr>
+        <w:t>of Destiny 2 and Borderlands 3</w:t>
+      </w:r>
+      <w:r>
+        <w:rPr>
+          <w:rFonts w:ascii="Arial" w:eastAsia="Times New Roman" w:hAnsi="Arial" w:cs="Arial"/>
+          <w:color w:val="000000"/>
+          <w:kern w:val="0"/>
+          <w:sz w:val="22"/>
+          <w:szCs w:val="22"/>
+          <w14:ligatures w14:val="none"/>
+        </w:rPr>
+        <w:t>.</w:t>
+      </w:r>
+    </w:p>
+    <w:p>
+      <w:pPr>
+        <w:spacing w:after="0" w:line="240" w:lineRule="auto"/>
+        <w:rPr>
+          <w:rFonts w:ascii="Arial" w:eastAsia="Times New Roman" w:hAnsi="Arial" w:cs="Arial"/>
+          <w:color w:val="000000"/>
+          <w:kern w:val="0"/>
+          <w:sz w:val="22"/>
+          <w:szCs w:val="22"/>
+          <w14:ligatures w14:val="none"/>
+        </w:rPr>
+      </w:pPr>
+    </w:p>
+    <w:p>
+      <w:pPr>
+        <w:spacing w:after="0" w:line="240" w:lineRule="auto"/>
+        <w:ind w:left="720" w:hanging="720"/>
+        <w:rPr>
+          <w:rFonts w:ascii="Arial" w:eastAsia="Times New Roman" w:hAnsi="Arial" w:cs="Arial"/>
           <w:kern w:val="0"/>
           <w:sz w:val="40"/>
           <w:szCs w:val="40"/>
           <w14:ligatures w14:val="none"/>
         </w:rPr>
       </w:pPr>
-      <w:r>
+    </w:p>
+    <w:p>
+      <w:pPr>
+        <w:spacing w:after="0" w:line="240" w:lineRule="auto"/>
+        <w:ind w:left="720" w:hanging="720"/>
         <w:rPr>
           <w:rFonts w:ascii="Arial" w:eastAsia="Times New Roman" w:hAnsi="Arial" w:cs="Arial"/>
           <w:kern w:val="0"/>
@@ -922,6 +1513,137 @@
           <w:szCs w:val="40"/>
           <w14:ligatures w14:val="none"/>
         </w:rPr>
+      </w:pPr>
+    </w:p>
+    <w:p>
+      <w:pPr>
+        <w:spacing w:after="0" w:line="240" w:lineRule="auto"/>
+        <w:ind w:left="720" w:hanging="720"/>
+        <w:rPr>
+          <w:rFonts w:ascii="Arial" w:eastAsia="Times New Roman" w:hAnsi="Arial" w:cs="Arial"/>
+          <w:kern w:val="0"/>
+          <w:sz w:val="40"/>
+          <w:szCs w:val="40"/>
+          <w14:ligatures w14:val="none"/>
+        </w:rPr>
+      </w:pPr>
+    </w:p>
+    <w:p>
+      <w:pPr>
+        <w:spacing w:after="0" w:line="240" w:lineRule="auto"/>
+        <w:ind w:left="720" w:hanging="720"/>
+        <w:rPr>
+          <w:rFonts w:ascii="Arial" w:eastAsia="Times New Roman" w:hAnsi="Arial" w:cs="Arial"/>
+          <w:kern w:val="0"/>
+          <w:sz w:val="40"/>
+          <w:szCs w:val="40"/>
+          <w14:ligatures w14:val="none"/>
+        </w:rPr>
+      </w:pPr>
+    </w:p>
+    <w:p>
+      <w:pPr>
+        <w:spacing w:after="0" w:line="240" w:lineRule="auto"/>
+        <w:ind w:left="720" w:hanging="720"/>
+        <w:rPr>
+          <w:rFonts w:ascii="Arial" w:eastAsia="Times New Roman" w:hAnsi="Arial" w:cs="Arial"/>
+          <w:kern w:val="0"/>
+          <w:sz w:val="40"/>
+          <w:szCs w:val="40"/>
+          <w14:ligatures w14:val="none"/>
+        </w:rPr>
+      </w:pPr>
+    </w:p>
+    <w:p>
+      <w:pPr>
+        <w:spacing w:after="0" w:line="240" w:lineRule="auto"/>
+        <w:ind w:left="720" w:hanging="720"/>
+        <w:rPr>
+          <w:rFonts w:ascii="Arial" w:eastAsia="Times New Roman" w:hAnsi="Arial" w:cs="Arial"/>
+          <w:kern w:val="0"/>
+          <w:sz w:val="40"/>
+          <w:szCs w:val="40"/>
+          <w14:ligatures w14:val="none"/>
+        </w:rPr>
+      </w:pPr>
+    </w:p>
+    <w:p>
+      <w:pPr>
+        <w:spacing w:after="0" w:line="240" w:lineRule="auto"/>
+        <w:ind w:left="720" w:hanging="720"/>
+        <w:rPr>
+          <w:rFonts w:ascii="Arial" w:eastAsia="Times New Roman" w:hAnsi="Arial" w:cs="Arial"/>
+          <w:kern w:val="0"/>
+          <w:sz w:val="40"/>
+          <w:szCs w:val="40"/>
+          <w14:ligatures w14:val="none"/>
+        </w:rPr>
+      </w:pPr>
+    </w:p>
+    <w:p>
+      <w:pPr>
+        <w:spacing w:after="0" w:line="240" w:lineRule="auto"/>
+        <w:ind w:left="720" w:hanging="720"/>
+        <w:rPr>
+          <w:rFonts w:ascii="Arial" w:eastAsia="Times New Roman" w:hAnsi="Arial" w:cs="Arial"/>
+          <w:kern w:val="0"/>
+          <w:sz w:val="40"/>
+          <w:szCs w:val="40"/>
+          <w14:ligatures w14:val="none"/>
+        </w:rPr>
+      </w:pPr>
+    </w:p>
+    <w:p>
+      <w:pPr>
+        <w:spacing w:after="0" w:line="240" w:lineRule="auto"/>
+        <w:ind w:left="720" w:hanging="720"/>
+        <w:rPr>
+          <w:rFonts w:ascii="Arial" w:eastAsia="Times New Roman" w:hAnsi="Arial" w:cs="Arial"/>
+          <w:kern w:val="0"/>
+          <w:sz w:val="40"/>
+          <w:szCs w:val="40"/>
+          <w14:ligatures w14:val="none"/>
+        </w:rPr>
+      </w:pPr>
+    </w:p>
+    <w:p>
+      <w:pPr>
+        <w:spacing w:after="0" w:line="240" w:lineRule="auto"/>
+        <w:ind w:left="720" w:hanging="720"/>
+        <w:rPr>
+          <w:rFonts w:ascii="Arial" w:eastAsia="Times New Roman" w:hAnsi="Arial" w:cs="Arial"/>
+          <w:kern w:val="0"/>
+          <w:sz w:val="40"/>
+          <w:szCs w:val="40"/>
+          <w14:ligatures w14:val="none"/>
+        </w:rPr>
+      </w:pPr>
+    </w:p>
+    <w:p>
+      <w:pPr>
+        <w:spacing w:after="0" w:line="240" w:lineRule="auto"/>
+        <w:ind w:left="720" w:hanging="720"/>
+        <w:rPr>
+          <w:rFonts w:ascii="Arial" w:eastAsia="Times New Roman" w:hAnsi="Arial" w:cs="Arial"/>
+          <w:b/>
+          <w:bCs/>
+          <w:kern w:val="0"/>
+          <w:sz w:val="40"/>
+          <w:szCs w:val="40"/>
+          <w:u w:val="single"/>
+          <w14:ligatures w14:val="none"/>
+        </w:rPr>
+      </w:pPr>
+      <w:r>
+        <w:rPr>
+          <w:rFonts w:ascii="Arial" w:eastAsia="Times New Roman" w:hAnsi="Arial" w:cs="Arial"/>
+          <w:kern w:val="0"/>
+          <w:sz w:val="40"/>
+          <w:szCs w:val="40"/>
+          <w:u w:val="single"/>
+          <w14:ligatures w14:val="none"/>
+        </w:rPr>
+        <w:lastRenderedPageBreak/>
         <w:t>Game Structure and Systems</w:t>
       </w:r>
     </w:p>
@@ -929,70 +1651,395 @@
       <w:pPr>
         <w:spacing w:after="0" w:line="240" w:lineRule="auto"/>
         <w:rPr>
+          <w:rFonts w:ascii="Arial" w:eastAsia="Times New Roman" w:hAnsi="Arial" w:cs="Arial"/>
+          <w:color w:val="000000"/>
+          <w:kern w:val="0"/>
+          <w:sz w:val="22"/>
+          <w:szCs w:val="22"/>
+          <w14:ligatures w14:val="none"/>
+        </w:rPr>
+      </w:pPr>
+      <w:r>
+        <w:rPr>
+          <w:rFonts w:ascii="Arial" w:eastAsia="Times New Roman" w:hAnsi="Arial" w:cs="Arial"/>
+          <w:color w:val="000000"/>
+          <w:kern w:val="0"/>
+          <w:sz w:val="22"/>
+          <w:szCs w:val="22"/>
+          <w14:ligatures w14:val="none"/>
+        </w:rPr>
+        <w:t xml:space="preserve">The game shows the player starting a wave, spawning enemies, fighting them, earning XP and ammo, completing the wave, choosing an upgrade, and starting the next wave. Every five waves there is a boss fight and if defeated there will be reward. This ensures every system is connected. I am also trying to work out a system for how much XP the player needs to level up. The idea is that early levels are quick to earn but later levels take longer, so the player will feel rewarded at the start but has to work harder as the level increases. I also made a formula for how player damage and enemy health increase over time. Player damage goes up slowly as the player levels and enemy health goes up slightly faster as the waves get higher. This will make the game challenging and keep it possible to beat. The enemy type table lists three types: the rusher, which runs at the player and is countered by keeping distance and using the shotgun. The </w:t>
+      </w:r>
+      <w:proofErr w:type="spellStart"/>
+      <w:r>
+        <w:rPr>
+          <w:rFonts w:ascii="Arial" w:eastAsia="Times New Roman" w:hAnsi="Arial" w:cs="Arial"/>
+          <w:color w:val="000000"/>
+          <w:kern w:val="0"/>
+          <w:sz w:val="22"/>
+          <w:szCs w:val="22"/>
+          <w14:ligatures w14:val="none"/>
+        </w:rPr>
+        <w:t>debuffer</w:t>
+      </w:r>
+      <w:proofErr w:type="spellEnd"/>
+      <w:r>
+        <w:rPr>
+          <w:rFonts w:ascii="Arial" w:eastAsia="Times New Roman" w:hAnsi="Arial" w:cs="Arial"/>
+          <w:color w:val="000000"/>
+          <w:kern w:val="0"/>
+          <w:sz w:val="22"/>
+          <w:szCs w:val="22"/>
+          <w14:ligatures w14:val="none"/>
+        </w:rPr>
+        <w:t xml:space="preserve">, which applies slow or weakness and is countered by the rifle and the ranged enemy, which shoots from a distance and is countered by the pistol. The upgrade system lists six upgrades: damage, fire rate, magazine up, reload speed, health </w:t>
+      </w:r>
+      <w:r>
+        <w:rPr>
+          <w:rFonts w:ascii="Arial" w:eastAsia="Times New Roman" w:hAnsi="Arial" w:cs="Arial"/>
+          <w:color w:val="000000"/>
+          <w:kern w:val="0"/>
+          <w:sz w:val="22"/>
+          <w:szCs w:val="22"/>
+          <w14:ligatures w14:val="none"/>
+        </w:rPr>
+        <w:t>regens</w:t>
+      </w:r>
+      <w:r>
+        <w:rPr>
+          <w:rFonts w:ascii="Arial" w:eastAsia="Times New Roman" w:hAnsi="Arial" w:cs="Arial"/>
+          <w:color w:val="000000"/>
+          <w:kern w:val="0"/>
+          <w:sz w:val="22"/>
+          <w:szCs w:val="22"/>
+          <w14:ligatures w14:val="none"/>
+        </w:rPr>
+        <w:t>, and movement speed.</w:t>
+      </w:r>
+    </w:p>
+    <w:p>
+      <w:pPr>
+        <w:spacing w:after="0" w:line="240" w:lineRule="auto"/>
+        <w:rPr>
+          <w:rFonts w:ascii="Arial" w:eastAsia="Times New Roman" w:hAnsi="Arial" w:cs="Arial"/>
+          <w:color w:val="000000"/>
+          <w:kern w:val="0"/>
+          <w:sz w:val="22"/>
+          <w:szCs w:val="22"/>
+          <w14:ligatures w14:val="none"/>
+        </w:rPr>
+      </w:pPr>
+    </w:p>
+    <w:p>
+      <w:pPr>
+        <w:spacing w:after="0" w:line="240" w:lineRule="auto"/>
+        <w:rPr>
+          <w:rFonts w:ascii="Arial" w:eastAsia="Times New Roman" w:hAnsi="Arial" w:cs="Arial"/>
+          <w:b/>
+          <w:bCs/>
+          <w:color w:val="000000"/>
+          <w:kern w:val="0"/>
+          <w:sz w:val="22"/>
+          <w:szCs w:val="22"/>
+          <w14:ligatures w14:val="none"/>
+        </w:rPr>
+      </w:pPr>
+      <w:r>
+        <w:rPr>
+          <w:rFonts w:ascii="Arial" w:eastAsia="Times New Roman" w:hAnsi="Arial" w:cs="Arial"/>
+          <w:b/>
+          <w:bCs/>
+          <w:color w:val="000000"/>
+          <w:kern w:val="0"/>
+          <w:sz w:val="22"/>
+          <w:szCs w:val="22"/>
+          <w14:ligatures w14:val="none"/>
+        </w:rPr>
+        <w:t>List of objectives (SMART):</w:t>
+      </w:r>
+    </w:p>
+    <w:p>
+      <w:pPr>
+        <w:pStyle w:val="ListParagraph"/>
+        <w:numPr>
+          <w:ilvl w:val="0"/>
+          <w:numId w:val="3"/>
+        </w:numPr>
+        <w:spacing w:after="0" w:line="240" w:lineRule="auto"/>
+        <w:rPr>
+          <w:rFonts w:ascii="Arial" w:eastAsia="Times New Roman" w:hAnsi="Arial" w:cs="Arial"/>
+          <w:color w:val="000000"/>
+          <w:kern w:val="0"/>
+          <w:sz w:val="22"/>
+          <w:szCs w:val="22"/>
+          <w14:ligatures w14:val="none"/>
+        </w:rPr>
+      </w:pPr>
+      <w:r>
+        <w:rPr>
+          <w:rFonts w:ascii="Arial" w:eastAsia="Times New Roman" w:hAnsi="Arial" w:cs="Arial"/>
+          <w:color w:val="000000"/>
+          <w:kern w:val="0"/>
+          <w:sz w:val="22"/>
+          <w:szCs w:val="22"/>
+          <w14:ligatures w14:val="none"/>
+        </w:rPr>
+        <w:t xml:space="preserve">Identify the game engine I’m going to use. </w:t>
+      </w:r>
+    </w:p>
+    <w:p>
+      <w:pPr>
+        <w:pStyle w:val="ListParagraph"/>
+        <w:numPr>
+          <w:ilvl w:val="0"/>
+          <w:numId w:val="3"/>
+        </w:numPr>
+        <w:spacing w:after="0" w:line="240" w:lineRule="auto"/>
+        <w:rPr>
+          <w:rFonts w:ascii="Arial" w:eastAsia="Times New Roman" w:hAnsi="Arial" w:cs="Arial"/>
+          <w:color w:val="000000"/>
+          <w:kern w:val="0"/>
+          <w:sz w:val="22"/>
+          <w:szCs w:val="22"/>
+          <w14:ligatures w14:val="none"/>
+        </w:rPr>
+      </w:pPr>
+      <w:r>
+        <w:rPr>
+          <w:rFonts w:ascii="Arial" w:eastAsia="Times New Roman" w:hAnsi="Arial" w:cs="Arial"/>
+          <w:color w:val="000000"/>
+          <w:kern w:val="0"/>
+          <w:sz w:val="22"/>
+          <w:szCs w:val="22"/>
+          <w14:ligatures w14:val="none"/>
+        </w:rPr>
+        <w:t xml:space="preserve">Create a playable FPS prototype with movement, aiming, shooting, reloading and at least three different weapons by the end of development. </w:t>
+      </w:r>
+    </w:p>
+    <w:p>
+      <w:pPr>
+        <w:pStyle w:val="ListParagraph"/>
+        <w:numPr>
+          <w:ilvl w:val="0"/>
+          <w:numId w:val="3"/>
+        </w:numPr>
+        <w:spacing w:after="0" w:line="240" w:lineRule="auto"/>
+        <w:rPr>
+          <w:rFonts w:ascii="Arial" w:eastAsia="Times New Roman" w:hAnsi="Arial" w:cs="Arial"/>
+          <w:color w:val="000000"/>
+          <w:kern w:val="0"/>
+          <w:sz w:val="22"/>
+          <w:szCs w:val="22"/>
+          <w14:ligatures w14:val="none"/>
+        </w:rPr>
+      </w:pPr>
+      <w:r>
+        <w:rPr>
+          <w:rFonts w:ascii="Arial" w:eastAsia="Times New Roman" w:hAnsi="Arial" w:cs="Arial"/>
+          <w:color w:val="000000"/>
+          <w:kern w:val="0"/>
+          <w:sz w:val="22"/>
+          <w:szCs w:val="22"/>
+          <w14:ligatures w14:val="none"/>
+        </w:rPr>
+        <w:t>Create three enemy types</w:t>
+      </w:r>
+      <w:r>
+        <w:rPr>
+          <w:rFonts w:ascii="Arial" w:eastAsia="Times New Roman" w:hAnsi="Arial" w:cs="Arial"/>
+          <w:color w:val="000000"/>
+          <w:kern w:val="0"/>
+          <w:sz w:val="22"/>
+          <w:szCs w:val="22"/>
+          <w14:ligatures w14:val="none"/>
+        </w:rPr>
+        <w:t>:</w:t>
+      </w:r>
+      <w:r>
+        <w:rPr>
+          <w:rFonts w:ascii="Arial" w:eastAsia="Times New Roman" w:hAnsi="Arial" w:cs="Arial"/>
+          <w:color w:val="000000"/>
+          <w:kern w:val="0"/>
+          <w:sz w:val="22"/>
+          <w:szCs w:val="22"/>
+          <w14:ligatures w14:val="none"/>
+        </w:rPr>
+        <w:t xml:space="preserve"> rusher, </w:t>
+      </w:r>
+      <w:proofErr w:type="spellStart"/>
+      <w:r>
+        <w:rPr>
+          <w:rFonts w:ascii="Arial" w:eastAsia="Times New Roman" w:hAnsi="Arial" w:cs="Arial"/>
+          <w:color w:val="000000"/>
+          <w:kern w:val="0"/>
+          <w:sz w:val="22"/>
+          <w:szCs w:val="22"/>
+          <w14:ligatures w14:val="none"/>
+        </w:rPr>
+        <w:t>debuffer</w:t>
+      </w:r>
+      <w:proofErr w:type="spellEnd"/>
+      <w:r>
+        <w:rPr>
+          <w:rFonts w:ascii="Arial" w:eastAsia="Times New Roman" w:hAnsi="Arial" w:cs="Arial"/>
+          <w:color w:val="000000"/>
+          <w:kern w:val="0"/>
+          <w:sz w:val="22"/>
+          <w:szCs w:val="22"/>
+          <w14:ligatures w14:val="none"/>
+        </w:rPr>
+        <w:t xml:space="preserve"> and ranged with different </w:t>
+      </w:r>
+      <w:r>
+        <w:rPr>
+          <w:rFonts w:ascii="Arial" w:eastAsia="Times New Roman" w:hAnsi="Arial" w:cs="Arial"/>
+          <w:color w:val="000000"/>
+          <w:kern w:val="0"/>
+          <w:sz w:val="22"/>
+          <w:szCs w:val="22"/>
+          <w14:ligatures w14:val="none"/>
+        </w:rPr>
+        <w:t>behaviors</w:t>
+      </w:r>
+      <w:r>
+        <w:rPr>
+          <w:rFonts w:ascii="Arial" w:eastAsia="Times New Roman" w:hAnsi="Arial" w:cs="Arial"/>
+          <w:color w:val="000000"/>
+          <w:kern w:val="0"/>
+          <w:sz w:val="22"/>
+          <w:szCs w:val="22"/>
+          <w14:ligatures w14:val="none"/>
+        </w:rPr>
+        <w:t xml:space="preserve"> and weaknesses so that the player needs to use different weapons and strategies. </w:t>
+      </w:r>
+    </w:p>
+    <w:p>
+      <w:pPr>
+        <w:pStyle w:val="ListParagraph"/>
+        <w:numPr>
+          <w:ilvl w:val="0"/>
+          <w:numId w:val="3"/>
+        </w:numPr>
+        <w:spacing w:after="0" w:line="240" w:lineRule="auto"/>
+        <w:rPr>
+          <w:rFonts w:ascii="Arial" w:eastAsia="Times New Roman" w:hAnsi="Arial" w:cs="Arial"/>
+          <w:color w:val="000000"/>
+          <w:kern w:val="0"/>
+          <w:sz w:val="22"/>
+          <w:szCs w:val="22"/>
+          <w14:ligatures w14:val="none"/>
+        </w:rPr>
+      </w:pPr>
+      <w:r>
+        <w:rPr>
+          <w:rFonts w:ascii="Arial" w:eastAsia="Times New Roman" w:hAnsi="Arial" w:cs="Arial"/>
+          <w:color w:val="000000"/>
+          <w:kern w:val="0"/>
+          <w:sz w:val="22"/>
+          <w:szCs w:val="22"/>
+          <w14:ligatures w14:val="none"/>
+        </w:rPr>
+        <w:t xml:space="preserve">Create a wave system that allows the player to complete at least 10 waves, with enemy difficulty increasing as the waves progress. </w:t>
+      </w:r>
+    </w:p>
+    <w:p>
+      <w:pPr>
+        <w:pStyle w:val="ListParagraph"/>
+        <w:numPr>
+          <w:ilvl w:val="0"/>
+          <w:numId w:val="3"/>
+        </w:numPr>
+        <w:spacing w:after="0" w:line="240" w:lineRule="auto"/>
+        <w:rPr>
+          <w:rFonts w:ascii="Arial" w:eastAsia="Times New Roman" w:hAnsi="Arial" w:cs="Arial"/>
+          <w:color w:val="000000"/>
+          <w:kern w:val="0"/>
+          <w:sz w:val="22"/>
+          <w:szCs w:val="22"/>
+          <w14:ligatures w14:val="none"/>
+        </w:rPr>
+      </w:pPr>
+      <w:r>
+        <w:rPr>
+          <w:rFonts w:ascii="Arial" w:eastAsia="Times New Roman" w:hAnsi="Arial" w:cs="Arial"/>
+          <w:color w:val="000000"/>
+          <w:kern w:val="0"/>
+          <w:sz w:val="22"/>
+          <w:szCs w:val="22"/>
+          <w14:ligatures w14:val="none"/>
+        </w:rPr>
+        <w:t xml:space="preserve">Create an XP and levelling system where the player can gain XP from defeating enemies and receive an upgrade when they level up. </w:t>
+      </w:r>
+    </w:p>
+    <w:p>
+      <w:pPr>
+        <w:pStyle w:val="ListParagraph"/>
+        <w:numPr>
+          <w:ilvl w:val="0"/>
+          <w:numId w:val="3"/>
+        </w:numPr>
+        <w:spacing w:after="0" w:line="240" w:lineRule="auto"/>
+        <w:rPr>
+          <w:rFonts w:ascii="Arial" w:eastAsia="Times New Roman" w:hAnsi="Arial" w:cs="Arial"/>
+          <w:color w:val="000000"/>
+          <w:kern w:val="0"/>
+          <w:sz w:val="22"/>
+          <w:szCs w:val="22"/>
+          <w14:ligatures w14:val="none"/>
+        </w:rPr>
+      </w:pPr>
+      <w:r>
+        <w:rPr>
+          <w:rFonts w:ascii="Arial" w:eastAsia="Times New Roman" w:hAnsi="Arial" w:cs="Arial"/>
+          <w:color w:val="000000"/>
+          <w:kern w:val="0"/>
+          <w:sz w:val="22"/>
+          <w:szCs w:val="22"/>
+          <w14:ligatures w14:val="none"/>
+        </w:rPr>
+        <w:t xml:space="preserve">Create at least six player upgrades consisting of damage, fire rate, magazine size, reload speed, health regeneration and movement speed. </w:t>
+      </w:r>
+    </w:p>
+    <w:p>
+      <w:pPr>
+        <w:pStyle w:val="ListParagraph"/>
+        <w:numPr>
+          <w:ilvl w:val="0"/>
+          <w:numId w:val="3"/>
+        </w:numPr>
+        <w:spacing w:after="0" w:line="240" w:lineRule="auto"/>
+        <w:rPr>
+          <w:rFonts w:ascii="Arial" w:eastAsia="Times New Roman" w:hAnsi="Arial" w:cs="Arial"/>
+          <w:color w:val="000000"/>
+          <w:kern w:val="0"/>
+          <w:sz w:val="22"/>
+          <w:szCs w:val="22"/>
+          <w14:ligatures w14:val="none"/>
+        </w:rPr>
+      </w:pPr>
+      <w:r>
+        <w:rPr>
+          <w:rFonts w:ascii="Arial" w:eastAsia="Times New Roman" w:hAnsi="Arial" w:cs="Arial"/>
+          <w:color w:val="000000"/>
+          <w:kern w:val="0"/>
+          <w:sz w:val="22"/>
+          <w:szCs w:val="22"/>
+          <w14:ligatures w14:val="none"/>
+        </w:rPr>
+        <w:t xml:space="preserve">Create a boss fight that occurs every five waves and provides a stronger enemy and a reward when defeated. </w:t>
+      </w:r>
+    </w:p>
+    <w:p>
+      <w:pPr>
+        <w:spacing w:after="0" w:line="240" w:lineRule="auto"/>
+        <w:rPr>
           <w:rFonts w:ascii="Times New Roman" w:eastAsia="Times New Roman" w:hAnsi="Times New Roman" w:cs="Times New Roman"/>
-          <w:kern w:val="0"/>
-          <w14:ligatures w14:val="none"/>
-        </w:rPr>
-      </w:pPr>
-      <w:r>
-        <w:rPr>
-          <w:rFonts w:ascii="Arial" w:eastAsia="Times New Roman" w:hAnsi="Arial" w:cs="Arial"/>
-          <w:color w:val="000000"/>
-          <w:kern w:val="0"/>
-          <w:sz w:val="22"/>
-          <w:szCs w:val="22"/>
-          <w14:ligatures w14:val="none"/>
-        </w:rPr>
-        <w:t xml:space="preserve">The game shows the player starting a wave, spawning enemies, fighting them, earning XP and ammo, completing the wave, choosing an upgrade, and starting the next wave. Every five waves there is a boss fight and if defeated there will be reward. This ensures every system is connected. I am also trying to work out a system for how much XP the player needs to level up. The idea is that early levels are quick to earn but later levels take longer, so the player will feel rewarded at the start but has to work harder as the level increases. I also made a formula for how player damage and enemy health increase over time. Player damage goes up slowly as the player levels and enemy health goes up slightly faster as the waves get higher. This will make the game challenging and keep it possible to beat. The enemy type table lists three types: the rusher, which runs at the player and is countered by keeping distance and using the shotgun. The </w:t>
-      </w:r>
-      <w:proofErr w:type="spellStart"/>
-      <w:r>
-        <w:rPr>
-          <w:rFonts w:ascii="Arial" w:eastAsia="Times New Roman" w:hAnsi="Arial" w:cs="Arial"/>
-          <w:color w:val="000000"/>
-          <w:kern w:val="0"/>
-          <w:sz w:val="22"/>
-          <w:szCs w:val="22"/>
-          <w14:ligatures w14:val="none"/>
-        </w:rPr>
-        <w:t>debuffer</w:t>
-      </w:r>
-      <w:proofErr w:type="spellEnd"/>
-      <w:r>
-        <w:rPr>
-          <w:rFonts w:ascii="Arial" w:eastAsia="Times New Roman" w:hAnsi="Arial" w:cs="Arial"/>
-          <w:color w:val="000000"/>
-          <w:kern w:val="0"/>
-          <w:sz w:val="22"/>
-          <w:szCs w:val="22"/>
-          <w14:ligatures w14:val="none"/>
-        </w:rPr>
-        <w:t xml:space="preserve">, which applies slow or weakness and is countered by the rifle and the ranged enemy, which shoots from a distance and is countered by the pistol. The upgrade system lists six upgrades: damage, fire rate, magazine up, reload speed, health </w:t>
-      </w:r>
-      <w:proofErr w:type="gramStart"/>
-      <w:r>
-        <w:rPr>
-          <w:rFonts w:ascii="Arial" w:eastAsia="Times New Roman" w:hAnsi="Arial" w:cs="Arial"/>
-          <w:color w:val="000000"/>
-          <w:kern w:val="0"/>
-          <w:sz w:val="22"/>
-          <w:szCs w:val="22"/>
-          <w14:ligatures w14:val="none"/>
-        </w:rPr>
-        <w:t>regen</w:t>
-      </w:r>
-      <w:proofErr w:type="gramEnd"/>
-      <w:r>
-        <w:rPr>
-          <w:rFonts w:ascii="Arial" w:eastAsia="Times New Roman" w:hAnsi="Arial" w:cs="Arial"/>
-          <w:color w:val="000000"/>
-          <w:kern w:val="0"/>
-          <w:sz w:val="22"/>
-          <w:szCs w:val="22"/>
-          <w14:ligatures w14:val="none"/>
-        </w:rPr>
-        <w:t>, and movement speed.</w:t>
-      </w:r>
+          <w:b/>
+          <w:bCs/>
+          <w:kern w:val="0"/>
+          <w14:ligatures w14:val="none"/>
+        </w:rPr>
+      </w:pPr>
     </w:p>
     <w:p>
       <w:pPr>
@@ -1018,6 +2065,205 @@
 <file path=word/numbering.xml><?xml version="1.0" encoding="utf-8"?>
 <w:numbering xmlns:wpc="http://schemas.microsoft.com/office/word/2010/wordprocessingCanvas" xmlns:cx="http://schemas.microsoft.com/office/drawing/2014/chartex" xmlns:cx1="http://schemas.microsoft.com/office/drawing/2015/9/8/chartex" xmlns:cx2="http://schemas.microsoft.com/office/drawing/2015/10/21/chartex" xmlns:cx3="http://schemas.microsoft.com/office/drawing/2016/5/9/chartex" xmlns:cx4="http://schemas.microsoft.com/office/drawing/2016/5/10/chartex" xmlns:cx5="http://schemas.microsoft.com/office/drawing/2016/5/11/chartex" xmlns:cx6="http://schemas.microsoft.com/office/drawing/2016/5/12/chartex" xmlns:cx7="http://schemas.microsoft.com/office/drawing/2016/5/13/chartex" xmlns:cx8="http://schemas.microsoft.com/office/drawing/2016/5/14/chartex" xmlns:mc="http://schemas.openxmlformats.org/markup-compatibility/2006" xmlns:m="http://schemas.openxmlformats.org/officeDocument/2006/math" xmlns:aink="http://schemas.microsoft.com/office/drawing/2016/ink" xmlns:am3d="http://schemas.microsoft.com/office/drawing/2017/model3d" xmlns:oel="http://schemas.microsoft.com/office/2019/extlst" xmlns:r="http://schemas.openxmlformats.org/officeDocument/2006/relationships" xmlns:wp14="http://schemas.microsoft.com/office/word/2010/wordprocessingDrawing" xmlns:wp="http://schemas.openxmlformats.org/drawingml/2006/wordprocessingDrawing" xmlns:wpg="http://schemas.microsoft.com/office/word/2010/wordprocessingGroup" xmlns:wpi="http://schemas.microsoft.com/office/word/2010/wordprocessingInk" xmlns:wps="http://schemas.microsoft.com/office/word/2010/wordprocessingShape" xmlns:o="urn:schemas-microsoft-com:office:office" xmlns:v="urn:schemas-microsoft-com:vml" xmlns:w10="urn:schemas-microsoft-com:office:word" xmlns:w="http://schemas.openxmlformats.org/wordprocessingml/2006/main" xmlns:w14="http://schemas.microsoft.com/office/word/2010/wordml" xmlns:w15="http://schemas.microsoft.com/office/word/2012/wordml" xmlns:w16cex="http://schemas.microsoft.com/office/word/2018/wordml/cex" xmlns:w16cid="http://schemas.microsoft.com/office/word/2016/wordml/cid" xmlns:w16="http://schemas.microsoft.com/office/word/2018/wordml" xmlns:w16sdtdh="http://schemas.microsoft.com/office/word/2020/wordml/sdtdatahash" xmlns:w16sdtfl="http://schemas.microsoft.com/office/word/2024/wordml/sdtformatlock" xmlns:w16se="http://schemas.microsoft.com/office/word/2015/wordml/symex" xmlns:w16du="http://schemas.microsoft.com/office/word/2023/wordml/word16du" xmlns:wne="http://schemas.microsoft.com/office/word/2006/wordml" mc:Ignorable="w14 w15 w16se w16cid w16 w16cex w16sdtdh w16sdtfl w16du wp14">
   <w:abstractNum w:abstractNumId="0" w15:restartNumberingAfterBreak="0">
+    <w:nsid w:val="015668A1"/>
+    <w:multiLevelType w:val="multilevel"/>
+    <w:tmpl w:val="569E5368"/>
+    <w:lvl w:ilvl="0">
+      <w:start w:val="1"/>
+      <w:numFmt w:val="decimal"/>
+      <w:lvlText w:val="%1."/>
+      <w:lvlJc w:val="left"/>
+      <w:pPr>
+        <w:tabs>
+          <w:tab w:val="num" w:pos="720"/>
+        </w:tabs>
+        <w:ind w:left="720" w:hanging="360"/>
+      </w:pPr>
+    </w:lvl>
+    <w:lvl w:ilvl="1" w:tentative="1">
+      <w:start w:val="1"/>
+      <w:numFmt w:val="decimal"/>
+      <w:lvlText w:val="%2."/>
+      <w:lvlJc w:val="left"/>
+      <w:pPr>
+        <w:tabs>
+          <w:tab w:val="num" w:pos="1440"/>
+        </w:tabs>
+        <w:ind w:left="1440" w:hanging="360"/>
+      </w:pPr>
+    </w:lvl>
+    <w:lvl w:ilvl="2" w:tentative="1">
+      <w:start w:val="1"/>
+      <w:numFmt w:val="decimal"/>
+      <w:lvlText w:val="%3."/>
+      <w:lvlJc w:val="left"/>
+      <w:pPr>
+        <w:tabs>
+          <w:tab w:val="num" w:pos="2160"/>
+        </w:tabs>
+        <w:ind w:left="2160" w:hanging="360"/>
+      </w:pPr>
+    </w:lvl>
+    <w:lvl w:ilvl="3" w:tentative="1">
+      <w:start w:val="1"/>
+      <w:numFmt w:val="decimal"/>
+      <w:lvlText w:val="%4."/>
+      <w:lvlJc w:val="left"/>
+      <w:pPr>
+        <w:tabs>
+          <w:tab w:val="num" w:pos="2880"/>
+        </w:tabs>
+        <w:ind w:left="2880" w:hanging="360"/>
+      </w:pPr>
+    </w:lvl>
+    <w:lvl w:ilvl="4" w:tentative="1">
+      <w:start w:val="1"/>
+      <w:numFmt w:val="decimal"/>
+      <w:lvlText w:val="%5."/>
+      <w:lvlJc w:val="left"/>
+      <w:pPr>
+        <w:tabs>
+          <w:tab w:val="num" w:pos="3600"/>
+        </w:tabs>
+        <w:ind w:left="3600" w:hanging="360"/>
+      </w:pPr>
+    </w:lvl>
+    <w:lvl w:ilvl="5" w:tentative="1">
+      <w:start w:val="1"/>
+      <w:numFmt w:val="decimal"/>
+      <w:lvlText w:val="%6."/>
+      <w:lvlJc w:val="left"/>
+      <w:pPr>
+        <w:tabs>
+          <w:tab w:val="num" w:pos="4320"/>
+        </w:tabs>
+        <w:ind w:left="4320" w:hanging="360"/>
+      </w:pPr>
+    </w:lvl>
+    <w:lvl w:ilvl="6" w:tentative="1">
+      <w:start w:val="1"/>
+      <w:numFmt w:val="decimal"/>
+      <w:lvlText w:val="%7."/>
+      <w:lvlJc w:val="left"/>
+      <w:pPr>
+        <w:tabs>
+          <w:tab w:val="num" w:pos="5040"/>
+        </w:tabs>
+        <w:ind w:left="5040" w:hanging="360"/>
+      </w:pPr>
+    </w:lvl>
+    <w:lvl w:ilvl="7" w:tentative="1">
+      <w:start w:val="1"/>
+      <w:numFmt w:val="decimal"/>
+      <w:lvlText w:val="%8."/>
+      <w:lvlJc w:val="left"/>
+      <w:pPr>
+        <w:tabs>
+          <w:tab w:val="num" w:pos="5760"/>
+        </w:tabs>
+        <w:ind w:left="5760" w:hanging="360"/>
+      </w:pPr>
+    </w:lvl>
+    <w:lvl w:ilvl="8" w:tentative="1">
+      <w:start w:val="1"/>
+      <w:numFmt w:val="decimal"/>
+      <w:lvlText w:val="%9."/>
+      <w:lvlJc w:val="left"/>
+      <w:pPr>
+        <w:tabs>
+          <w:tab w:val="num" w:pos="6480"/>
+        </w:tabs>
+        <w:ind w:left="6480" w:hanging="360"/>
+      </w:pPr>
+    </w:lvl>
+  </w:abstractNum>
+  <w:abstractNum w:abstractNumId="1" w15:restartNumberingAfterBreak="0">
+    <w:nsid w:val="14EB20F6"/>
+    <w:multiLevelType w:val="hybridMultilevel"/>
+    <w:tmpl w:val="694E605E"/>
+    <w:lvl w:ilvl="0" w:tplc="0409000F">
+      <w:start w:val="1"/>
+      <w:numFmt w:val="decimal"/>
+      <w:lvlText w:val="%1."/>
+      <w:lvlJc w:val="left"/>
+      <w:pPr>
+        <w:ind w:left="720" w:hanging="360"/>
+      </w:pPr>
+    </w:lvl>
+    <w:lvl w:ilvl="1" w:tplc="04090019" w:tentative="1">
+      <w:start w:val="1"/>
+      <w:numFmt w:val="lowerLetter"/>
+      <w:lvlText w:val="%2."/>
+      <w:lvlJc w:val="left"/>
+      <w:pPr>
+        <w:ind w:left="1440" w:hanging="360"/>
+      </w:pPr>
+    </w:lvl>
+    <w:lvl w:ilvl="2" w:tplc="0409001B" w:tentative="1">
+      <w:start w:val="1"/>
+      <w:numFmt w:val="lowerRoman"/>
+      <w:lvlText w:val="%3."/>
+      <w:lvlJc w:val="right"/>
+      <w:pPr>
+        <w:ind w:left="2160" w:hanging="180"/>
+      </w:pPr>
+    </w:lvl>
+    <w:lvl w:ilvl="3" w:tplc="0409000F" w:tentative="1">
+      <w:start w:val="1"/>
+      <w:numFmt w:val="decimal"/>
+      <w:lvlText w:val="%4."/>
+      <w:lvlJc w:val="left"/>
+      <w:pPr>
+        <w:ind w:left="2880" w:hanging="360"/>
+      </w:pPr>
+    </w:lvl>
+    <w:lvl w:ilvl="4" w:tplc="04090019" w:tentative="1">
+      <w:start w:val="1"/>
+      <w:numFmt w:val="lowerLetter"/>
+      <w:lvlText w:val="%5."/>
+      <w:lvlJc w:val="left"/>
+      <w:pPr>
+        <w:ind w:left="3600" w:hanging="360"/>
+      </w:pPr>
+    </w:lvl>
+    <w:lvl w:ilvl="5" w:tplc="0409001B" w:tentative="1">
+      <w:start w:val="1"/>
+      <w:numFmt w:val="lowerRoman"/>
+      <w:lvlText w:val="%6."/>
+      <w:lvlJc w:val="right"/>
+      <w:pPr>
+        <w:ind w:left="4320" w:hanging="180"/>
+      </w:pPr>
+    </w:lvl>
+    <w:lvl w:ilvl="6" w:tplc="0409000F" w:tentative="1">
+      <w:start w:val="1"/>
+      <w:numFmt w:val="decimal"/>
+      <w:lvlText w:val="%7."/>
+      <w:lvlJc w:val="left"/>
+      <w:pPr>
+        <w:ind w:left="5040" w:hanging="360"/>
+      </w:pPr>
+    </w:lvl>
+    <w:lvl w:ilvl="7" w:tplc="04090019" w:tentative="1">
+      <w:start w:val="1"/>
+      <w:numFmt w:val="lowerLetter"/>
+      <w:lvlText w:val="%8."/>
+      <w:lvlJc w:val="left"/>
+      <w:pPr>
+        <w:ind w:left="5760" w:hanging="360"/>
+      </w:pPr>
+    </w:lvl>
+    <w:lvl w:ilvl="8" w:tplc="0409001B" w:tentative="1">
+      <w:start w:val="1"/>
+      <w:numFmt w:val="lowerRoman"/>
+      <w:lvlText w:val="%9."/>
+      <w:lvlJc w:val="right"/>
+      <w:pPr>
+        <w:ind w:left="6480" w:hanging="180"/>
+      </w:pPr>
+    </w:lvl>
+  </w:abstractNum>
+  <w:abstractNum w:abstractNumId="2" w15:restartNumberingAfterBreak="0">
     <w:nsid w:val="5B952D4D"/>
     <w:multiLevelType w:val="hybridMultilevel"/>
     <w:tmpl w:val="300462C6"/>
@@ -1107,7 +2353,13 @@
     </w:lvl>
   </w:abstractNum>
   <w:num w:numId="1" w16cid:durableId="1560626350">
+    <w:abstractNumId w:val="2"/>
+  </w:num>
+  <w:num w:numId="2" w16cid:durableId="325403374">
     <w:abstractNumId w:val="0"/>
+  </w:num>
+  <w:num w:numId="3" w16cid:durableId="1392541100">
+    <w:abstractNumId w:val="1"/>
   </w:num>
 </w:numbering>
 </file>
@@ -1563,7 +2815,6 @@
     <w:next w:val="Normal"/>
     <w:link w:val="Heading3Char"/>
     <w:uiPriority w:val="9"/>
-    <w:semiHidden/>
     <w:unhideWhenUsed/>
     <w:qFormat/>
     <w:rsid w:val="00CE555F"/>
@@ -1771,7 +3022,6 @@
     <w:basedOn w:val="DefaultParagraphFont"/>
     <w:link w:val="Heading3"/>
     <w:uiPriority w:val="9"/>
-    <w:semiHidden/>
     <w:rsid w:val="00CE555F"/>
     <w:rPr>
       <w:rFonts w:eastAsiaTheme="majorEastAsia" w:cstheme="majorBidi"/>
@@ -2060,6 +3310,19 @@
     <w:name w:val="ds-markdown-paragraph"/>
     <w:basedOn w:val="Normal"/>
     <w:rsid w:val="00131C7F"/>
+    <w:pPr>
+      <w:spacing w:before="100" w:beforeAutospacing="1" w:after="100" w:afterAutospacing="1" w:line="240" w:lineRule="auto"/>
+    </w:pPr>
+    <w:rPr>
+      <w:rFonts w:ascii="Times New Roman" w:eastAsia="Times New Roman" w:hAnsi="Times New Roman" w:cs="Times New Roman"/>
+      <w:kern w:val="0"/>
+      <w14:ligatures w14:val="none"/>
+    </w:rPr>
+  </w:style>
+  <w:style w:type="paragraph" w:customStyle="1" w:styleId="pdq2pgselectionanchorcontainer">
+    <w:name w:val="pdq2pg_selectionanchorcontainer"/>
+    <w:basedOn w:val="Normal"/>
+    <w:rsid w:val="00905021"/>
     <w:pPr>
       <w:spacing w:before="100" w:beforeAutospacing="1" w:after="100" w:afterAutospacing="1" w:line="240" w:lineRule="auto"/>
     </w:pPr>
